--- a/BeginersGuide/UsingElements/output/output_docxElements.docx
+++ b/BeginersGuide/UsingElements/output/output_docxElements.docx
@@ -1,6 +1,6 @@
 
 <file path=word/document.xml><?xml version="1.0" encoding="utf-8"?>
-<w:document xmlns:wpc="http://schemas.microsoft.com/office/word/2010/wordprocessingCanvas" xmlns:cx="http://schemas.microsoft.com/office/drawing/2014/chartex" xmlns:cx1="http://schemas.microsoft.com/office/drawing/2015/9/8/chartex" xmlns:cx2="http://schemas.microsoft.com/office/drawing/2015/10/21/chartex" xmlns:cx3="http://schemas.microsoft.com/office/drawing/2016/5/9/chartex" xmlns:cx4="http://schemas.microsoft.com/office/drawing/2016/5/10/chartex" xmlns:cx5="http://schemas.microsoft.com/office/drawing/2016/5/11/chartex" xmlns:cx6="http://schemas.microsoft.com/office/drawing/2016/5/12/chartex" xmlns:cx7="http://schemas.microsoft.com/office/drawing/2016/5/13/chartex" xmlns:cx8="http://schemas.microsoft.com/office/drawing/2016/5/14/chartex" xmlns:mc="http://schemas.openxmlformats.org/markup-compatibility/2006" xmlns:aink="http://schemas.microsoft.com/office/drawing/2016/ink" xmlns:am3d="http://schemas.microsoft.com/office/drawing/2017/model3d" xmlns:o="urn:schemas-microsoft-com:office:office" xmlns:r="http://schemas.openxmlformats.org/officeDocument/2006/relationships" xmlns:m="http://schemas.openxmlformats.org/officeDocument/2006/math" xmlns:v="urn:schemas-microsoft-com:vml" xmlns:wp14="http://schemas.microsoft.com/office/word/2010/wordprocessingDrawing" xmlns:wp="http://schemas.openxmlformats.org/drawingml/2006/wordprocessingDrawing" xmlns:w10="urn:schemas-microsoft-com:office:word" xmlns:w="http://schemas.openxmlformats.org/wordprocessingml/2006/main" xmlns:w14="http://schemas.microsoft.com/office/word/2010/wordml" xmlns:w15="http://schemas.microsoft.com/office/word/2012/wordml" xmlns:w16cex="http://schemas.microsoft.com/office/word/2018/wordml/cex" xmlns:w16cid="http://schemas.microsoft.com/office/word/2016/wordml/cid" xmlns:w16="http://schemas.microsoft.com/office/word/2018/wordml" xmlns:w16sdtdh="http://schemas.microsoft.com/office/word/2020/wordml/sdtdatahash" xmlns:w16se="http://schemas.microsoft.com/office/word/2015/wordml/symex" xmlns:wpg="http://schemas.microsoft.com/office/word/2010/wordprocessingGroup" xmlns:wpi="http://schemas.microsoft.com/office/word/2010/wordprocessingInk" xmlns:wne="http://schemas.microsoft.com/office/word/2006/wordml" xmlns:wps="http://schemas.microsoft.com/office/word/2010/wordprocessingShape" mc:Ignorable="w14 w15 w16se w16cid w16 w16cex w16sdtdh wp14">
+<w:document xmlns:wpc="http://schemas.microsoft.com/office/word/2010/wordprocessingCanvas" xmlns:cx="http://schemas.microsoft.com/office/drawing/2014/chartex" xmlns:cx1="http://schemas.microsoft.com/office/drawing/2015/9/8/chartex" xmlns:cx2="http://schemas.microsoft.com/office/drawing/2015/10/21/chartex" xmlns:cx3="http://schemas.microsoft.com/office/drawing/2016/5/9/chartex" xmlns:cx4="http://schemas.microsoft.com/office/drawing/2016/5/10/chartex" xmlns:cx5="http://schemas.microsoft.com/office/drawing/2016/5/11/chartex" xmlns:cx6="http://schemas.microsoft.com/office/drawing/2016/5/12/chartex" xmlns:cx7="http://schemas.microsoft.com/office/drawing/2016/5/13/chartex" xmlns:cx8="http://schemas.microsoft.com/office/drawing/2016/5/14/chartex" xmlns:mc="http://schemas.openxmlformats.org/markup-compatibility/2006" xmlns:aink="http://schemas.microsoft.com/office/drawing/2016/ink" xmlns:am3d="http://schemas.microsoft.com/office/drawing/2017/model3d" xmlns:o="urn:schemas-microsoft-com:office:office" xmlns:oel="http://schemas.microsoft.com/office/2019/extlst" xmlns:r="http://schemas.openxmlformats.org/officeDocument/2006/relationships" xmlns:m="http://schemas.openxmlformats.org/officeDocument/2006/math" xmlns:v="urn:schemas-microsoft-com:vml" xmlns:wp14="http://schemas.microsoft.com/office/word/2010/wordprocessingDrawing" xmlns:wp="http://schemas.openxmlformats.org/drawingml/2006/wordprocessingDrawing" xmlns:w10="urn:schemas-microsoft-com:office:word" xmlns:w="http://schemas.openxmlformats.org/wordprocessingml/2006/main" xmlns:w14="http://schemas.microsoft.com/office/word/2010/wordml" xmlns:w15="http://schemas.microsoft.com/office/word/2012/wordml" xmlns:w16cex="http://schemas.microsoft.com/office/word/2018/wordml/cex" xmlns:w16cid="http://schemas.microsoft.com/office/word/2016/wordml/cid" xmlns:w16="http://schemas.microsoft.com/office/word/2018/wordml" xmlns:w16du="http://schemas.microsoft.com/office/word/2023/wordml/word16du" xmlns:w16sdtdh="http://schemas.microsoft.com/office/word/2020/wordml/sdtdatahash" xmlns:w16se="http://schemas.microsoft.com/office/word/2015/wordml/symex" xmlns:wpg="http://schemas.microsoft.com/office/word/2010/wordprocessingGroup" xmlns:wpi="http://schemas.microsoft.com/office/word/2010/wordprocessingInk" xmlns:wne="http://schemas.microsoft.com/office/word/2006/wordml" xmlns:wps="http://schemas.microsoft.com/office/word/2010/wordprocessingShape" mc:Ignorable="w14 w15 w16se w16cid w16 w16cex w16sdtdh w16du wp14">
   <w:body>
     <w:p>
       <w:r>
@@ -8,7 +8,7 @@
           <w:noProof/>
         </w:rPr>
         <w:drawing>
-          <wp:inline distT="0" distB="0" distL="0" distR="0">
+          <wp:inline distT="0" distB="0" distL="0" distR="0" wp14:anchorId="6F677C3B" wp14:editId="7015CCA1">
             <wp:extent cx="4189268" cy="781050"/>
             <wp:effectExtent l="0" t="0" r="0" b="0"/>
             <wp:docPr id="2" name="Picture 2"/>
@@ -106,16 +106,17 @@
           <w:sz w:val="36"/>
           <w:szCs w:val="32"/>
         </w:rPr>
-        <w:t xml:space="preserve"/>
-      </w:r>
+        <w:t xml:space="preserve">some value</w:t>
+      </w:r>
+      <w:proofErr w:type="spellStart"/>
       <w:r>
         <w:rPr>
           <w:sz w:val="36"/>
           <w:szCs w:val="32"/>
-          <w:color w:val="ff0000"/>
-        </w:rPr>
-        <w:t>some value</w:t>
-      </w:r>
+        </w:rPr>
+        <w:t/>
+      </w:r>
+      <w:proofErr w:type="spellEnd"/>
       <w:r>
         <w:rPr>
           <w:sz w:val="36"/>
@@ -126,37 +127,24 @@
     </w:p>
     <w:p/>
     <w:p>
-      <w:r>
-        <w:t>AutoLink-&gt;</w:t>
+      <w:proofErr w:type="spellStart"/>
+      <w:r>
+        <w:t>AutoLink</w:t>
+      </w:r>
+      <w:proofErr w:type="spellEnd"/>
+      <w:r>
+        <w:t>-&gt;</w:t>
       </w:r>
     </w:p>
     <w:p>
       <w:r>
         <w:t xml:space="preserve"/>
       </w:r>
+      <w:r>
+        <w:rPr/>
+        <w:t xml:space="preserve">AutoLink including hyperlinks like </w:t>
+      </w:r>
       <w:hyperlink r:id="rId10" w:history="1" w:tgtFrame="_blank">
-        <w:r>
-          <w:rPr>
-            <w:rStyle w:val="Hyperlink"/>
-          </w:rPr>
-          <w:t/>
-        </w:r>
-      </w:hyperlink>
-      <w:r>
-        <w:t xml:space="preserve"/>
-      </w:r>
-    </w:p>
-    <w:p/>
-    <w:p>
-      <w:r>
-        <w:t>HyperLink-&gt;</w:t>
-      </w:r>
-    </w:p>
-    <w:p>
-      <w:r>
-        <w:t xml:space="preserve"/>
-      </w:r>
-      <w:hyperlink r:id="rId11" w:history="1" w:tgtFrame="_blank">
         <w:r>
           <w:rPr>
             <w:rStyle w:val="Hyperlink"/>
@@ -167,6 +155,68 @@
       <w:r>
         <w:t xml:space="preserve"/>
       </w:r>
+      <w:r>
+        <w:rPr/>
+        <w:t xml:space="preserve"> and other mail like </w:t>
+      </w:r>
+      <w:hyperlink r:id="rId11" w:history="1" w:tgtFrame="_blank">
+        <w:r>
+          <w:rPr>
+            <w:rStyle w:val="Hyperlink"/>
+          </w:rPr>
+          <w:t>info@cloudofficeprint.com</w:t>
+        </w:r>
+      </w:hyperlink>
+      <w:r>
+        <w:t xml:space="preserve"/>
+      </w:r>
+      <w:r>
+        <w:rPr/>
+        <w:t xml:space="preserve"> and text combined</w:t>
+      </w:r>
+      <w:proofErr w:type="spellStart"/>
+      <w:r>
+        <w:t/>
+      </w:r>
+      <w:proofErr w:type="spellEnd"/>
+      <w:r>
+        <w:t/>
+      </w:r>
+    </w:p>
+    <w:p/>
+    <w:p>
+      <w:proofErr w:type="spellStart"/>
+      <w:r>
+        <w:t>HyperLink</w:t>
+      </w:r>
+      <w:proofErr w:type="spellEnd"/>
+      <w:r>
+        <w:t>-&gt;</w:t>
+      </w:r>
+    </w:p>
+    <w:p>
+      <w:r>
+        <w:t xml:space="preserve"/>
+      </w:r>
+      <w:hyperlink r:id="rId12" w:history="1" w:tgtFrame="_blank">
+        <w:r>
+          <w:rPr>
+            <w:rStyle w:val="Hyperlink"/>
+          </w:rPr>
+          <w:t>https://www.cloudofficeprint.com</w:t>
+        </w:r>
+      </w:hyperlink>
+      <w:r>
+        <w:t xml:space="preserve"/>
+      </w:r>
+      <w:proofErr w:type="spellStart"/>
+      <w:r>
+        <w:t/>
+      </w:r>
+      <w:proofErr w:type="spellEnd"/>
+      <w:r>
+        <w:t/>
+      </w:r>
     </w:p>
     <w:p/>
     <w:p>
@@ -189,6 +239,14 @@
       </w:r>
       <w:r>
         <w:rPr/>
+        <w:t xml:space="preserve"/>
+      </w:r>
+      <w:proofErr w:type="spellStart"/>
+      <w:r>
+        <w:t/>
+      </w:r>
+      <w:proofErr w:type="spellEnd"/>
+      <w:r>
         <w:t/>
       </w:r>
     </w:p>
@@ -222,11 +280,19 @@
             <o:lock v:ext="edit" aspectratio="t"/>
           </v:shapetype>
           <v:shape id="_x0000_i1025" type="#_x0000_t75" style="width:32pt;height:32pt" o:ole="">
-            <v:imagedata r:id="rId13" o:title=""/>
+            <v:imagedata r:id="rId14" o:title=""/>
           </v:shape>
-          <o:OLEObject Type="Embed" ProgID="Word.Document.12" ShapeID="_x0000_i1025" DrawAspect="Icon" ObjectID="_164602955412" r:id="rId12"/>
+          <o:OLEObject Type="Embed" ProgID="Word.Document.12" ShapeID="_x0000_i1025" DrawAspect="Icon" ObjectID="_164602955413" r:id="rId13"/>
         </w:object>
         <w:t xml:space="preserve"/>
+      </w:r>
+      <w:proofErr w:type="spellStart"/>
+      <w:r>
+        <w:t/>
+      </w:r>
+      <w:proofErr w:type="spellEnd"/>
+      <w:r>
+        <w:t/>
       </w:r>
     </w:p>
     <w:p/>
@@ -243,56 +309,96 @@
       </w:r>
     </w:p>
     <w:p>
-      <w:r>
-        <w:drawing>
-          <wp:inline distT="0" distB="0" distL="0" distR="0">
-            <wp:extent cx="1905000" cy="1905000"/>
-            <wp:effectExtent l="0" t="0" r="0" b="0"/>
-            <wp:docPr id="442" name="Image 2"/>
-            <wp:cNvGraphicFramePr>
-              <a:graphicFrameLocks xmlns:a="http://schemas.openxmlformats.org/drawingml/2006/main" noChangeAspect="1"/>
-            </wp:cNvGraphicFramePr>
-            <a:graphic xmlns:a="http://schemas.openxmlformats.org/drawingml/2006/main">
-              <a:graphicData uri="http://schemas.openxmlformats.org/drawingml/2006/picture">
-                <pic:pic xmlns:pic="http://schemas.openxmlformats.org/drawingml/2006/picture">
-                  <pic:nvPicPr>
-                    <pic:cNvPr id="0" name="Picture 1" descr="image"/>
-                    <pic:cNvPicPr>
-                      <a:picLocks noChangeAspect="1" noChangeArrowheads="1"/>
-                    </pic:cNvPicPr>
-                  </pic:nvPicPr>
-                  <pic:blipFill>
-                    <a:blip r:embed="rId14">
-                      <a:extLst>
-                        <a:ext uri="{28A0092B-C50C-407E-A947-70E740481C1C}">
-                          <a14:useLocalDpi xmlns:a14="http://schemas.microsoft.com/office/drawing/2010/main" val="0"/>
-                        </a:ext>
-                      </a:extLst>
-                    </a:blip>
-                    <a:srcRect/>
-                    <a:stretch>
-                      <a:fillRect/>
-                    </a:stretch>
-                  </pic:blipFill>
-                  <pic:spPr bwMode="auto">
-                    <a:xfrm>
-                      <a:off x="0" y="0"/>
-                      <a:ext cx="1905000" cy="1905000"/>
-                    </a:xfrm>
-                    <a:prstGeom prst="rect">
-                      <a:avLst/>
-                    </a:prstGeom>
-                    <a:noFill/>
-                    <a:ln>
-                      <a:noFill/>
-                    </a:ln>
-                  </pic:spPr>
-                </pic:pic>
-              </a:graphicData>
-            </a:graphic>
-          </wp:inline>
-        </w:drawing>
-      </w:r>
+      <w:r>w:t</w:r>
+    </w:p>
+    <w:p/>
+    <w:p>
+      <w:pPr>
+        <w:rPr>
+          <w:sz w:val="32"/>
+          <w:szCs w:val="32"/>
+        </w:rPr>
+      </w:pPr>
+      <w:r>
+        <w:rPr>
+          <w:sz w:val="32"/>
+          <w:szCs w:val="32"/>
+        </w:rPr>
+        <w:t>Border and cell style</w:t>
+      </w:r>
+    </w:p>
+    <w:p>
+      <w:pPr>
+        <w:rPr>
+          <w:sz w:val="32"/>
+          <w:szCs w:val="32"/>
+        </w:rPr>
+      </w:pPr>
+    </w:p>
+    <w:tbl>
+      <w:tblPr>
+        <w:tblStyle w:val="TableGrid"/>
+        <w:tblW w:w="150" w:type="dxa"/>
+        <w:tblLook w:val="04A0" w:firstRow="1" w:lastRow="0" w:firstColumn="1" w:lastColumn="0" w:noHBand="0" w:noVBand="1"/>
+      </w:tblPr>
+      <w:tblGrid>
+        <w:gridCol w:w="150"/>
+      </w:tblGrid>
+      <w:tr>
+        <w:tc>
+          <w:tcPr>
+            <w:tcW w:w="150" w:type="dxa"/>
+            <w:shd w:val="clear" w:color="auto" w:fill="eb4034"/>
+            <w:tcBorders>
+              <w:top w:val="double" w:sz="4" w:space="4" w:color="#0000ff"/>
+              <w:bottom w:val="dotted" w:sz="4" w:space="10" w:color="00ff00"/>
+              <w:left w:val="triple" w:sz="20" w:space="10" w:color="#ffff00"/>
+              <w:right w:val="wave" w:sz="38" w:space="8" w:color="#800080"/>
+              <w:tl2br w:val="single" w:sz="18" w:space="3" w:color="#ffc0cb"/>
+              <w:tr2bl w:val="thick" w:sz="15" w:space="15" w:color="#ffa500"/>
+            </w:tcBorders>
+          </w:tcPr>
+          <w:p>
+            <w:pPr>
+              <w:rPr>
+                <w:sz w:val="32"/>
+                <w:szCs w:val="32"/>
+              </w:rPr>
+            </w:pPr>
+            <w:r>
+              <w:rPr>
+                <w:sz w:val="32"/>
+                <w:szCs w:val="32"/>
+              </w:rPr>
+              <w:t xml:space="preserve">some value</w:t>
+            </w:r>
+            <w:proofErr w:type="spellStart"/>
+            <w:r>
+              <w:rPr>
+                <w:sz w:val="32"/>
+                <w:szCs w:val="32"/>
+              </w:rPr>
+              <w:t/>
+            </w:r>
+            <w:proofErr w:type="spellEnd"/>
+            <w:r>
+              <w:rPr>
+                <w:sz w:val="32"/>
+                <w:szCs w:val="32"/>
+              </w:rPr>
+              <w:t/>
+            </w:r>
+          </w:p>
+        </w:tc>
+      </w:tr>
+    </w:tbl>
+    <w:p>
+      <w:pPr>
+        <w:rPr>
+          <w:sz w:val="32"/>
+          <w:szCs w:val="32"/>
+        </w:rPr>
+      </w:pPr>
     </w:p>
     <w:sectPr>
       <w:headerReference w:type="default" r:id="rId7"/>
@@ -306,7 +412,7 @@
 </file>
 
 <file path=word/endnotes.xml><?xml version="1.0" encoding="utf-8"?>
-<w:endnotes xmlns:wpc="http://schemas.microsoft.com/office/word/2010/wordprocessingCanvas" xmlns:cx="http://schemas.microsoft.com/office/drawing/2014/chartex" xmlns:cx1="http://schemas.microsoft.com/office/drawing/2015/9/8/chartex" xmlns:cx2="http://schemas.microsoft.com/office/drawing/2015/10/21/chartex" xmlns:cx3="http://schemas.microsoft.com/office/drawing/2016/5/9/chartex" xmlns:cx4="http://schemas.microsoft.com/office/drawing/2016/5/10/chartex" xmlns:cx5="http://schemas.microsoft.com/office/drawing/2016/5/11/chartex" xmlns:cx6="http://schemas.microsoft.com/office/drawing/2016/5/12/chartex" xmlns:cx7="http://schemas.microsoft.com/office/drawing/2016/5/13/chartex" xmlns:cx8="http://schemas.microsoft.com/office/drawing/2016/5/14/chartex" xmlns:mc="http://schemas.openxmlformats.org/markup-compatibility/2006" xmlns:aink="http://schemas.microsoft.com/office/drawing/2016/ink" xmlns:am3d="http://schemas.microsoft.com/office/drawing/2017/model3d" xmlns:o="urn:schemas-microsoft-com:office:office" xmlns:r="http://schemas.openxmlformats.org/officeDocument/2006/relationships" xmlns:m="http://schemas.openxmlformats.org/officeDocument/2006/math" xmlns:v="urn:schemas-microsoft-com:vml" xmlns:wp14="http://schemas.microsoft.com/office/word/2010/wordprocessingDrawing" xmlns:wp="http://schemas.openxmlformats.org/drawingml/2006/wordprocessingDrawing" xmlns:w10="urn:schemas-microsoft-com:office:word" xmlns:w="http://schemas.openxmlformats.org/wordprocessingml/2006/main" xmlns:w14="http://schemas.microsoft.com/office/word/2010/wordml" xmlns:w15="http://schemas.microsoft.com/office/word/2012/wordml" xmlns:w16cex="http://schemas.microsoft.com/office/word/2018/wordml/cex" xmlns:w16cid="http://schemas.microsoft.com/office/word/2016/wordml/cid" xmlns:w16="http://schemas.microsoft.com/office/word/2018/wordml" xmlns:w16sdtdh="http://schemas.microsoft.com/office/word/2020/wordml/sdtdatahash" xmlns:w16se="http://schemas.microsoft.com/office/word/2015/wordml/symex" xmlns:wpg="http://schemas.microsoft.com/office/word/2010/wordprocessingGroup" xmlns:wpi="http://schemas.microsoft.com/office/word/2010/wordprocessingInk" xmlns:wne="http://schemas.microsoft.com/office/word/2006/wordml" xmlns:wps="http://schemas.microsoft.com/office/word/2010/wordprocessingShape" mc:Ignorable="w14 w15 w16se w16cid w16 w16cex w16sdtdh wp14">
+<w:endnotes xmlns:wpc="http://schemas.microsoft.com/office/word/2010/wordprocessingCanvas" xmlns:cx="http://schemas.microsoft.com/office/drawing/2014/chartex" xmlns:cx1="http://schemas.microsoft.com/office/drawing/2015/9/8/chartex" xmlns:cx2="http://schemas.microsoft.com/office/drawing/2015/10/21/chartex" xmlns:cx3="http://schemas.microsoft.com/office/drawing/2016/5/9/chartex" xmlns:cx4="http://schemas.microsoft.com/office/drawing/2016/5/10/chartex" xmlns:cx5="http://schemas.microsoft.com/office/drawing/2016/5/11/chartex" xmlns:cx6="http://schemas.microsoft.com/office/drawing/2016/5/12/chartex" xmlns:cx7="http://schemas.microsoft.com/office/drawing/2016/5/13/chartex" xmlns:cx8="http://schemas.microsoft.com/office/drawing/2016/5/14/chartex" xmlns:mc="http://schemas.openxmlformats.org/markup-compatibility/2006" xmlns:aink="http://schemas.microsoft.com/office/drawing/2016/ink" xmlns:am3d="http://schemas.microsoft.com/office/drawing/2017/model3d" xmlns:o="urn:schemas-microsoft-com:office:office" xmlns:oel="http://schemas.microsoft.com/office/2019/extlst" xmlns:r="http://schemas.openxmlformats.org/officeDocument/2006/relationships" xmlns:m="http://schemas.openxmlformats.org/officeDocument/2006/math" xmlns:v="urn:schemas-microsoft-com:vml" xmlns:wp14="http://schemas.microsoft.com/office/word/2010/wordprocessingDrawing" xmlns:wp="http://schemas.openxmlformats.org/drawingml/2006/wordprocessingDrawing" xmlns:w10="urn:schemas-microsoft-com:office:word" xmlns:w="http://schemas.openxmlformats.org/wordprocessingml/2006/main" xmlns:w14="http://schemas.microsoft.com/office/word/2010/wordml" xmlns:w15="http://schemas.microsoft.com/office/word/2012/wordml" xmlns:w16cex="http://schemas.microsoft.com/office/word/2018/wordml/cex" xmlns:w16cid="http://schemas.microsoft.com/office/word/2016/wordml/cid" xmlns:w16="http://schemas.microsoft.com/office/word/2018/wordml" xmlns:w16du="http://schemas.microsoft.com/office/word/2023/wordml/word16du" xmlns:w16sdtdh="http://schemas.microsoft.com/office/word/2020/wordml/sdtdatahash" xmlns:w16se="http://schemas.microsoft.com/office/word/2015/wordml/symex" xmlns:wpg="http://schemas.microsoft.com/office/word/2010/wordprocessingGroup" xmlns:wpi="http://schemas.microsoft.com/office/word/2010/wordprocessingInk" xmlns:wne="http://schemas.microsoft.com/office/word/2006/wordml" xmlns:wps="http://schemas.microsoft.com/office/word/2010/wordprocessingShape" mc:Ignorable="w14 w15 w16se w16cid w16 w16cex w16sdtdh w16du wp14">
   <w:endnote w:type="separator" w:id="-1">
     <w:p>
       <w:pPr>
@@ -331,7 +437,7 @@
 </file>
 
 <file path=word/footnotes.xml><?xml version="1.0" encoding="utf-8"?>
-<w:footnotes xmlns:wpc="http://schemas.microsoft.com/office/word/2010/wordprocessingCanvas" xmlns:cx="http://schemas.microsoft.com/office/drawing/2014/chartex" xmlns:cx1="http://schemas.microsoft.com/office/drawing/2015/9/8/chartex" xmlns:cx2="http://schemas.microsoft.com/office/drawing/2015/10/21/chartex" xmlns:cx3="http://schemas.microsoft.com/office/drawing/2016/5/9/chartex" xmlns:cx4="http://schemas.microsoft.com/office/drawing/2016/5/10/chartex" xmlns:cx5="http://schemas.microsoft.com/office/drawing/2016/5/11/chartex" xmlns:cx6="http://schemas.microsoft.com/office/drawing/2016/5/12/chartex" xmlns:cx7="http://schemas.microsoft.com/office/drawing/2016/5/13/chartex" xmlns:cx8="http://schemas.microsoft.com/office/drawing/2016/5/14/chartex" xmlns:mc="http://schemas.openxmlformats.org/markup-compatibility/2006" xmlns:aink="http://schemas.microsoft.com/office/drawing/2016/ink" xmlns:am3d="http://schemas.microsoft.com/office/drawing/2017/model3d" xmlns:o="urn:schemas-microsoft-com:office:office" xmlns:r="http://schemas.openxmlformats.org/officeDocument/2006/relationships" xmlns:m="http://schemas.openxmlformats.org/officeDocument/2006/math" xmlns:v="urn:schemas-microsoft-com:vml" xmlns:wp14="http://schemas.microsoft.com/office/word/2010/wordprocessingDrawing" xmlns:wp="http://schemas.openxmlformats.org/drawingml/2006/wordprocessingDrawing" xmlns:w10="urn:schemas-microsoft-com:office:word" xmlns:w="http://schemas.openxmlformats.org/wordprocessingml/2006/main" xmlns:w14="http://schemas.microsoft.com/office/word/2010/wordml" xmlns:w15="http://schemas.microsoft.com/office/word/2012/wordml" xmlns:w16cex="http://schemas.microsoft.com/office/word/2018/wordml/cex" xmlns:w16cid="http://schemas.microsoft.com/office/word/2016/wordml/cid" xmlns:w16="http://schemas.microsoft.com/office/word/2018/wordml" xmlns:w16sdtdh="http://schemas.microsoft.com/office/word/2020/wordml/sdtdatahash" xmlns:w16se="http://schemas.microsoft.com/office/word/2015/wordml/symex" xmlns:wpg="http://schemas.microsoft.com/office/word/2010/wordprocessingGroup" xmlns:wpi="http://schemas.microsoft.com/office/word/2010/wordprocessingInk" xmlns:wne="http://schemas.microsoft.com/office/word/2006/wordml" xmlns:wps="http://schemas.microsoft.com/office/word/2010/wordprocessingShape" mc:Ignorable="w14 w15 w16se w16cid w16 w16cex w16sdtdh wp14">
+<w:footnotes xmlns:wpc="http://schemas.microsoft.com/office/word/2010/wordprocessingCanvas" xmlns:cx="http://schemas.microsoft.com/office/drawing/2014/chartex" xmlns:cx1="http://schemas.microsoft.com/office/drawing/2015/9/8/chartex" xmlns:cx2="http://schemas.microsoft.com/office/drawing/2015/10/21/chartex" xmlns:cx3="http://schemas.microsoft.com/office/drawing/2016/5/9/chartex" xmlns:cx4="http://schemas.microsoft.com/office/drawing/2016/5/10/chartex" xmlns:cx5="http://schemas.microsoft.com/office/drawing/2016/5/11/chartex" xmlns:cx6="http://schemas.microsoft.com/office/drawing/2016/5/12/chartex" xmlns:cx7="http://schemas.microsoft.com/office/drawing/2016/5/13/chartex" xmlns:cx8="http://schemas.microsoft.com/office/drawing/2016/5/14/chartex" xmlns:mc="http://schemas.openxmlformats.org/markup-compatibility/2006" xmlns:aink="http://schemas.microsoft.com/office/drawing/2016/ink" xmlns:am3d="http://schemas.microsoft.com/office/drawing/2017/model3d" xmlns:o="urn:schemas-microsoft-com:office:office" xmlns:oel="http://schemas.microsoft.com/office/2019/extlst" xmlns:r="http://schemas.openxmlformats.org/officeDocument/2006/relationships" xmlns:m="http://schemas.openxmlformats.org/officeDocument/2006/math" xmlns:v="urn:schemas-microsoft-com:vml" xmlns:wp14="http://schemas.microsoft.com/office/word/2010/wordprocessingDrawing" xmlns:wp="http://schemas.openxmlformats.org/drawingml/2006/wordprocessingDrawing" xmlns:w10="urn:schemas-microsoft-com:office:word" xmlns:w="http://schemas.openxmlformats.org/wordprocessingml/2006/main" xmlns:w14="http://schemas.microsoft.com/office/word/2010/wordml" xmlns:w15="http://schemas.microsoft.com/office/word/2012/wordml" xmlns:w16cex="http://schemas.microsoft.com/office/word/2018/wordml/cex" xmlns:w16cid="http://schemas.microsoft.com/office/word/2016/wordml/cid" xmlns:w16="http://schemas.microsoft.com/office/word/2018/wordml" xmlns:w16du="http://schemas.microsoft.com/office/word/2023/wordml/word16du" xmlns:w16sdtdh="http://schemas.microsoft.com/office/word/2020/wordml/sdtdatahash" xmlns:w16se="http://schemas.microsoft.com/office/word/2015/wordml/symex" xmlns:wpg="http://schemas.microsoft.com/office/word/2010/wordprocessingGroup" xmlns:wpi="http://schemas.microsoft.com/office/word/2010/wordprocessingInk" xmlns:wne="http://schemas.microsoft.com/office/word/2006/wordml" xmlns:wps="http://schemas.microsoft.com/office/word/2010/wordprocessingShape" mc:Ignorable="w14 w15 w16se w16cid w16 w16cex w16sdtdh w16du wp14">
   <w:footnote w:type="separator" w:id="-1">
     <w:p>
       <w:pPr>
@@ -356,7 +462,7 @@
 </file>
 
 <file path=word/header1.xml><?xml version="1.0" encoding="utf-8"?>
-<w:hdr xmlns:wpc="http://schemas.microsoft.com/office/word/2010/wordprocessingCanvas" xmlns:cx="http://schemas.microsoft.com/office/drawing/2014/chartex" xmlns:cx1="http://schemas.microsoft.com/office/drawing/2015/9/8/chartex" xmlns:cx2="http://schemas.microsoft.com/office/drawing/2015/10/21/chartex" xmlns:cx3="http://schemas.microsoft.com/office/drawing/2016/5/9/chartex" xmlns:cx4="http://schemas.microsoft.com/office/drawing/2016/5/10/chartex" xmlns:cx5="http://schemas.microsoft.com/office/drawing/2016/5/11/chartex" xmlns:cx6="http://schemas.microsoft.com/office/drawing/2016/5/12/chartex" xmlns:cx7="http://schemas.microsoft.com/office/drawing/2016/5/13/chartex" xmlns:cx8="http://schemas.microsoft.com/office/drawing/2016/5/14/chartex" xmlns:mc="http://schemas.openxmlformats.org/markup-compatibility/2006" xmlns:aink="http://schemas.microsoft.com/office/drawing/2016/ink" xmlns:am3d="http://schemas.microsoft.com/office/drawing/2017/model3d" xmlns:o="urn:schemas-microsoft-com:office:office" xmlns:r="http://schemas.openxmlformats.org/officeDocument/2006/relationships" xmlns:m="http://schemas.openxmlformats.org/officeDocument/2006/math" xmlns:v="urn:schemas-microsoft-com:vml" xmlns:wp14="http://schemas.microsoft.com/office/word/2010/wordprocessingDrawing" xmlns:wp="http://schemas.openxmlformats.org/drawingml/2006/wordprocessingDrawing" xmlns:w10="urn:schemas-microsoft-com:office:word" xmlns:w="http://schemas.openxmlformats.org/wordprocessingml/2006/main" xmlns:w14="http://schemas.microsoft.com/office/word/2010/wordml" xmlns:w15="http://schemas.microsoft.com/office/word/2012/wordml" xmlns:w16cex="http://schemas.microsoft.com/office/word/2018/wordml/cex" xmlns:w16cid="http://schemas.microsoft.com/office/word/2016/wordml/cid" xmlns:w16="http://schemas.microsoft.com/office/word/2018/wordml" xmlns:w16sdtdh="http://schemas.microsoft.com/office/word/2020/wordml/sdtdatahash" xmlns:w16se="http://schemas.microsoft.com/office/word/2015/wordml/symex" xmlns:wpg="http://schemas.microsoft.com/office/word/2010/wordprocessingGroup" xmlns:wpi="http://schemas.microsoft.com/office/word/2010/wordprocessingInk" xmlns:wne="http://schemas.microsoft.com/office/word/2006/wordml" xmlns:wps="http://schemas.microsoft.com/office/word/2010/wordprocessingShape" mc:Ignorable="w14 w15 w16se w16cid w16 w16cex w16sdtdh wp14">
+<w:hdr xmlns:wpc="http://schemas.microsoft.com/office/word/2010/wordprocessingCanvas" xmlns:cx="http://schemas.microsoft.com/office/drawing/2014/chartex" xmlns:cx1="http://schemas.microsoft.com/office/drawing/2015/9/8/chartex" xmlns:cx2="http://schemas.microsoft.com/office/drawing/2015/10/21/chartex" xmlns:cx3="http://schemas.microsoft.com/office/drawing/2016/5/9/chartex" xmlns:cx4="http://schemas.microsoft.com/office/drawing/2016/5/10/chartex" xmlns:cx5="http://schemas.microsoft.com/office/drawing/2016/5/11/chartex" xmlns:cx6="http://schemas.microsoft.com/office/drawing/2016/5/12/chartex" xmlns:cx7="http://schemas.microsoft.com/office/drawing/2016/5/13/chartex" xmlns:cx8="http://schemas.microsoft.com/office/drawing/2016/5/14/chartex" xmlns:mc="http://schemas.openxmlformats.org/markup-compatibility/2006" xmlns:aink="http://schemas.microsoft.com/office/drawing/2016/ink" xmlns:am3d="http://schemas.microsoft.com/office/drawing/2017/model3d" xmlns:o="urn:schemas-microsoft-com:office:office" xmlns:oel="http://schemas.microsoft.com/office/2019/extlst" xmlns:r="http://schemas.openxmlformats.org/officeDocument/2006/relationships" xmlns:m="http://schemas.openxmlformats.org/officeDocument/2006/math" xmlns:v="urn:schemas-microsoft-com:vml" xmlns:wp14="http://schemas.microsoft.com/office/word/2010/wordprocessingDrawing" xmlns:wp="http://schemas.openxmlformats.org/drawingml/2006/wordprocessingDrawing" xmlns:w10="urn:schemas-microsoft-com:office:word" xmlns:w="http://schemas.openxmlformats.org/wordprocessingml/2006/main" xmlns:w14="http://schemas.microsoft.com/office/word/2010/wordml" xmlns:w15="http://schemas.microsoft.com/office/word/2012/wordml" xmlns:w16cex="http://schemas.microsoft.com/office/word/2018/wordml/cex" xmlns:w16cid="http://schemas.microsoft.com/office/word/2016/wordml/cid" xmlns:w16="http://schemas.microsoft.com/office/word/2018/wordml" xmlns:w16du="http://schemas.microsoft.com/office/word/2023/wordml/word16du" xmlns:w16sdtdh="http://schemas.microsoft.com/office/word/2020/wordml/sdtdatahash" xmlns:w16se="http://schemas.microsoft.com/office/word/2015/wordml/symex" xmlns:wpg="http://schemas.microsoft.com/office/word/2010/wordprocessingGroup" xmlns:wpi="http://schemas.microsoft.com/office/word/2010/wordprocessingInk" xmlns:wne="http://schemas.microsoft.com/office/word/2006/wordml" xmlns:wps="http://schemas.microsoft.com/office/word/2010/wordprocessingShape" mc:Ignorable="w14 w15 w16se w16cid w16 w16cex w16sdtdh w16du wp14">
   <w:p>
     <w:pPr>
       <w:pStyle w:val="Header"/>
@@ -395,12 +501,20 @@
       </w:pict>
       <w:t xml:space="preserve"/>
     </w:r>
+    <w:proofErr w:type="spellStart"/>
+    <w:r>
+      <w:t/>
+    </w:r>
+    <w:proofErr w:type="spellEnd"/>
+    <w:r>
+      <w:t/>
+    </w:r>
   </w:p>
 </w:hdr>
 </file>
 
 <file path=word/styles.xml><?xml version="1.0" encoding="utf-8"?>
-<w:styles xmlns:mc="http://schemas.openxmlformats.org/markup-compatibility/2006" xmlns:r="http://schemas.openxmlformats.org/officeDocument/2006/relationships" xmlns:w="http://schemas.openxmlformats.org/wordprocessingml/2006/main" xmlns:w14="http://schemas.microsoft.com/office/word/2010/wordml" xmlns:w15="http://schemas.microsoft.com/office/word/2012/wordml" xmlns:w16cex="http://schemas.microsoft.com/office/word/2018/wordml/cex" xmlns:w16cid="http://schemas.microsoft.com/office/word/2016/wordml/cid" xmlns:w16="http://schemas.microsoft.com/office/word/2018/wordml" xmlns:w16sdtdh="http://schemas.microsoft.com/office/word/2020/wordml/sdtdatahash" xmlns:w16se="http://schemas.microsoft.com/office/word/2015/wordml/symex" mc:Ignorable="w14 w15 w16se w16cid w16 w16cex w16sdtdh">
+<w:styles xmlns:mc="http://schemas.openxmlformats.org/markup-compatibility/2006" xmlns:r="http://schemas.openxmlformats.org/officeDocument/2006/relationships" xmlns:w="http://schemas.openxmlformats.org/wordprocessingml/2006/main" xmlns:w14="http://schemas.microsoft.com/office/word/2010/wordml" xmlns:w15="http://schemas.microsoft.com/office/word/2012/wordml" xmlns:w16cex="http://schemas.microsoft.com/office/word/2018/wordml/cex" xmlns:w16cid="http://schemas.microsoft.com/office/word/2016/wordml/cid" xmlns:w16="http://schemas.microsoft.com/office/word/2018/wordml" xmlns:w16du="http://schemas.microsoft.com/office/word/2023/wordml/word16du" xmlns:w16sdtdh="http://schemas.microsoft.com/office/word/2020/wordml/sdtdatahash" xmlns:w16se="http://schemas.microsoft.com/office/word/2015/wordml/symex" mc:Ignorable="w14 w15 w16se w16cid w16 w16cex w16sdtdh w16du">
   <w:docDefaults>
     <w:rPrDefault>
       <w:rPr>
@@ -800,7 +914,6 @@
   <w:style w:type="character" w:default="1" w:styleId="DefaultParagraphFont">
     <w:name w:val="Default Paragraph Font"/>
     <w:uiPriority w:val="1"/>
-    <w:semiHidden/>
     <w:unhideWhenUsed/>
   </w:style>
   <w:style w:type="table" w:default="1" w:styleId="TableNormal">
@@ -884,6 +997,25 @@
     <w:basedOn w:val="DefaultParagraphFont"/>
     <w:link w:val="Footer"/>
     <w:uiPriority w:val="99"/>
+  </w:style>
+  <w:style w:type="table" w:styleId="TableGrid">
+    <w:name w:val="Table Grid"/>
+    <w:basedOn w:val="TableNormal"/>
+    <w:uiPriority w:val="39"/>
+    <w:rsid w:val="006A6CF1"/>
+    <w:pPr>
+      <w:spacing w:after="0" w:line="240" w:lineRule="auto"/>
+    </w:pPr>
+    <w:tblPr>
+      <w:tblBorders>
+        <w:top w:val="single" w:sz="4" w:space="0" w:color="auto"/>
+        <w:left w:val="single" w:sz="4" w:space="0" w:color="auto"/>
+        <w:bottom w:val="single" w:sz="4" w:space="0" w:color="auto"/>
+        <w:right w:val="single" w:sz="4" w:space="0" w:color="auto"/>
+        <w:insideH w:val="single" w:sz="4" w:space="0" w:color="auto"/>
+        <w:insideV w:val="single" w:sz="4" w:space="0" w:color="auto"/>
+      </w:tblBorders>
+    </w:tblPr>
   </w:style>
 </w:styles>
 </file>

--- a/BeginersGuide/UsingElements/output/output_docxElements.docx
+++ b/BeginersGuide/UsingElements/output/output_docxElements.docx
@@ -309,7 +309,56 @@
       </w:r>
     </w:p>
     <w:p>
-      <w:r>w:t</w:r>
+      <w:r>
+        <w:drawing>
+          <wp:inline distT="0" distB="0" distL="0" distR="0">
+            <wp:extent cx="1905000" cy="1905000"/>
+            <wp:effectExtent l="0" t="0" r="0" b="0"/>
+            <wp:docPr id="2" name="Image 2"/>
+            <wp:cNvGraphicFramePr>
+              <a:graphicFrameLocks xmlns:a="http://schemas.openxmlformats.org/drawingml/2006/main" noChangeAspect="1"/>
+            </wp:cNvGraphicFramePr>
+            <a:graphic xmlns:a="http://schemas.openxmlformats.org/drawingml/2006/main">
+              <a:graphicData uri="http://schemas.openxmlformats.org/drawingml/2006/picture">
+                <pic:pic xmlns:pic="http://schemas.openxmlformats.org/drawingml/2006/picture">
+                  <pic:nvPicPr>
+                    <pic:cNvPr id="0" name="Picture 1" descr="image"/>
+                    <pic:cNvPicPr>
+                      <a:picLocks noChangeAspect="1" noChangeArrowheads="1"/>
+                    </pic:cNvPicPr>
+                  </pic:nvPicPr>
+                  <pic:blipFill>
+                    <a:blip r:embed="rId15">
+                      <a:extLst>
+                        <a:ext uri="{28A0092B-C50C-407E-A947-70E740481C1C}">
+                          <a14:useLocalDpi xmlns:a14="http://schemas.microsoft.com/office/drawing/2010/main" val="0"/>
+                        </a:ext>
+                      </a:extLst>
+                    </a:blip>
+                    <a:srcRect/>
+                    <a:stretch>
+                      <a:fillRect/>
+                    </a:stretch>
+                  </pic:blipFill>
+                  <pic:spPr bwMode="auto">
+                    <a:xfrm>
+                      <a:off x="0" y="0"/>
+                      <a:ext cx="1905000" cy="1905000"/>
+                    </a:xfrm>
+                    <a:prstGeom prst="rect">
+                      <a:avLst/>
+                    </a:prstGeom>
+                    <a:noFill/>
+                    <a:ln>
+                      <a:noFill/>
+                    </a:ln>
+                  </pic:spPr>
+                </pic:pic>
+              </a:graphicData>
+            </a:graphic>
+          </wp:inline>
+        </w:drawing>
+      </w:r>
     </w:p>
     <w:p/>
     <w:p>
@@ -350,12 +399,10 @@
             <w:tcW w:w="150" w:type="dxa"/>
             <w:shd w:val="clear" w:color="auto" w:fill="eb4034"/>
             <w:tcBorders>
-              <w:top w:val="double" w:sz="4" w:space="4" w:color="#0000ff"/>
-              <w:bottom w:val="dotted" w:sz="4" w:space="10" w:color="00ff00"/>
-              <w:left w:val="triple" w:sz="20" w:space="10" w:color="#ffff00"/>
-              <w:right w:val="wave" w:sz="38" w:space="8" w:color="#800080"/>
-              <w:tl2br w:val="single" w:sz="18" w:space="3" w:color="#ffc0cb"/>
-              <w:tr2bl w:val="thick" w:sz="15" w:space="15" w:color="#ffa500"/>
+              <w:top w:val="double" w:sz="4" w:space="0" w:color="red"/>
+              <w:bottom w:val="double" w:sz="4" w:space="0" w:color="red"/>
+              <w:left w:val="double" w:sz="4" w:space="0" w:color="red"/>
+              <w:right w:val="double" w:sz="4" w:space="0" w:color="red"/>
             </w:tcBorders>
           </w:tcPr>
           <w:p>

--- a/BeginersGuide/UsingElements/output/output_docxElements.docx
+++ b/BeginersGuide/UsingElements/output/output_docxElements.docx
@@ -1,17 +1,36 @@
 
 <file path=word/document.xml><?xml version="1.0" encoding="utf-8"?>
-<w:document xmlns:wpc="http://schemas.microsoft.com/office/word/2010/wordprocessingCanvas" xmlns:cx="http://schemas.microsoft.com/office/drawing/2014/chartex" xmlns:cx1="http://schemas.microsoft.com/office/drawing/2015/9/8/chartex" xmlns:cx2="http://schemas.microsoft.com/office/drawing/2015/10/21/chartex" xmlns:cx3="http://schemas.microsoft.com/office/drawing/2016/5/9/chartex" xmlns:cx4="http://schemas.microsoft.com/office/drawing/2016/5/10/chartex" xmlns:cx5="http://schemas.microsoft.com/office/drawing/2016/5/11/chartex" xmlns:cx6="http://schemas.microsoft.com/office/drawing/2016/5/12/chartex" xmlns:cx7="http://schemas.microsoft.com/office/drawing/2016/5/13/chartex" xmlns:cx8="http://schemas.microsoft.com/office/drawing/2016/5/14/chartex" xmlns:mc="http://schemas.openxmlformats.org/markup-compatibility/2006" xmlns:aink="http://schemas.microsoft.com/office/drawing/2016/ink" xmlns:am3d="http://schemas.microsoft.com/office/drawing/2017/model3d" xmlns:o="urn:schemas-microsoft-com:office:office" xmlns:oel="http://schemas.microsoft.com/office/2019/extlst" xmlns:r="http://schemas.openxmlformats.org/officeDocument/2006/relationships" xmlns:m="http://schemas.openxmlformats.org/officeDocument/2006/math" xmlns:v="urn:schemas-microsoft-com:vml" xmlns:wp14="http://schemas.microsoft.com/office/word/2010/wordprocessingDrawing" xmlns:wp="http://schemas.openxmlformats.org/drawingml/2006/wordprocessingDrawing" xmlns:w10="urn:schemas-microsoft-com:office:word" xmlns:w="http://schemas.openxmlformats.org/wordprocessingml/2006/main" xmlns:w14="http://schemas.microsoft.com/office/word/2010/wordml" xmlns:w15="http://schemas.microsoft.com/office/word/2012/wordml" xmlns:w16cex="http://schemas.microsoft.com/office/word/2018/wordml/cex" xmlns:w16cid="http://schemas.microsoft.com/office/word/2016/wordml/cid" xmlns:w16="http://schemas.microsoft.com/office/word/2018/wordml" xmlns:w16du="http://schemas.microsoft.com/office/word/2023/wordml/word16du" xmlns:w16sdtdh="http://schemas.microsoft.com/office/word/2020/wordml/sdtdatahash" xmlns:w16se="http://schemas.microsoft.com/office/word/2015/wordml/symex" xmlns:wpg="http://schemas.microsoft.com/office/word/2010/wordprocessingGroup" xmlns:wpi="http://schemas.microsoft.com/office/word/2010/wordprocessingInk" xmlns:wne="http://schemas.microsoft.com/office/word/2006/wordml" xmlns:wps="http://schemas.microsoft.com/office/word/2010/wordprocessingShape" mc:Ignorable="w14 w15 w16se w16cid w16 w16cex w16sdtdh w16du wp14">
+<w:document xmlns:wpc="http://schemas.microsoft.com/office/word/2010/wordprocessingCanvas" xmlns:cx="http://schemas.microsoft.com/office/drawing/2014/chartex" xmlns:cx1="http://schemas.microsoft.com/office/drawing/2015/9/8/chartex" xmlns:cx2="http://schemas.microsoft.com/office/drawing/2015/10/21/chartex" xmlns:cx3="http://schemas.microsoft.com/office/drawing/2016/5/9/chartex" xmlns:cx4="http://schemas.microsoft.com/office/drawing/2016/5/10/chartex" xmlns:cx5="http://schemas.microsoft.com/office/drawing/2016/5/11/chartex" xmlns:cx6="http://schemas.microsoft.com/office/drawing/2016/5/12/chartex" xmlns:cx7="http://schemas.microsoft.com/office/drawing/2016/5/13/chartex" xmlns:cx8="http://schemas.microsoft.com/office/drawing/2016/5/14/chartex" xmlns:mc="http://schemas.openxmlformats.org/markup-compatibility/2006" xmlns:aink="http://schemas.microsoft.com/office/drawing/2016/ink" xmlns:am3d="http://schemas.microsoft.com/office/drawing/2017/model3d" xmlns:o="urn:schemas-microsoft-com:office:office" xmlns:oel="http://schemas.microsoft.com/office/2019/extlst" xmlns:r="http://schemas.openxmlformats.org/officeDocument/2006/relationships" xmlns:m="http://schemas.openxmlformats.org/officeDocument/2006/math" xmlns:v="urn:schemas-microsoft-com:vml" xmlns:wp14="http://schemas.microsoft.com/office/word/2010/wordprocessingDrawing" xmlns:wp="http://schemas.openxmlformats.org/drawingml/2006/wordprocessingDrawing" xmlns:w10="urn:schemas-microsoft-com:office:word" xmlns:w="http://schemas.openxmlformats.org/wordprocessingml/2006/main" xmlns:w14="http://schemas.microsoft.com/office/word/2010/wordml" xmlns:w15="http://schemas.microsoft.com/office/word/2012/wordml" xmlns:w16cex="http://schemas.microsoft.com/office/word/2018/wordml/cex" xmlns:w16cid="http://schemas.microsoft.com/office/word/2016/wordml/cid" xmlns:w16="http://schemas.microsoft.com/office/word/2018/wordml" xmlns:w16du="http://schemas.microsoft.com/office/word/2023/wordml/word16du" xmlns:w16sdtdh="http://schemas.microsoft.com/office/word/2020/wordml/sdtdatahash" xmlns:w16se="http://schemas.microsoft.com/office/word/2015/wordml/symex" xmlns:wpg="http://schemas.microsoft.com/office/word/2010/wordprocessingGroup" xmlns:wpi="http://schemas.microsoft.com/office/word/2010/wordprocessingInk" xmlns:wne="http://schemas.microsoft.com/office/word/2006/wordml" xmlns:wps="http://schemas.microsoft.com/office/word/2010/wordprocessingShape" mc:Ignorable="w14 w15 w16se w16cid w16 w16cex w16sdtdh wp14">
   <w:body>
     <w:p>
-      <w:r>
-        <w:rPr>
+      <w:pPr>
+        <w:pBdr>
+          <w:bottom w:val="single" w:sz="12" w:space="1" w:color="auto"/>
+        </w:pBdr>
+        <w:rPr>
+          <w:b/>
+          <w:bCs/>
+        </w:rPr>
+      </w:pPr>
+      <w:r>
+        <w:rPr>
+          <w:b/>
+          <w:bCs/>
           <w:noProof/>
         </w:rPr>
         <w:drawing>
-          <wp:inline distT="0" distB="0" distL="0" distR="0" wp14:anchorId="6F677C3B" wp14:editId="7015CCA1">
-            <wp:extent cx="4189268" cy="781050"/>
+          <wp:anchor distT="0" distB="0" distL="114300" distR="114300" simplePos="0" relativeHeight="251658240" behindDoc="0" locked="0" layoutInCell="1" allowOverlap="1" wp14:anchorId="7C7AEFB0" wp14:editId="0CF05F87">
+            <wp:simplePos x="0" y="0"/>
+            <wp:positionH relativeFrom="column">
+              <wp:posOffset>4081871</wp:posOffset>
+            </wp:positionH>
+            <wp:positionV relativeFrom="paragraph">
+              <wp:posOffset>72300</wp:posOffset>
+            </wp:positionV>
+            <wp:extent cx="1612900" cy="190500"/>
             <wp:effectExtent l="0" t="0" r="0" b="0"/>
-            <wp:docPr id="2" name="Picture 2"/>
+            <wp:wrapNone/>
+            <wp:docPr id="7" name="Graphic 7"/>
             <wp:cNvGraphicFramePr>
               <a:graphicFrameLocks xmlns:a="http://schemas.openxmlformats.org/drawingml/2006/main" noChangeAspect="1"/>
             </wp:cNvGraphicFramePr>
@@ -19,10 +38,8 @@
               <a:graphicData uri="http://schemas.openxmlformats.org/drawingml/2006/picture">
                 <pic:pic xmlns:pic="http://schemas.openxmlformats.org/drawingml/2006/picture">
                   <pic:nvPicPr>
-                    <pic:cNvPr id="0" name="Picture 2"/>
-                    <pic:cNvPicPr>
-                      <a:picLocks noChangeAspect="1" noChangeArrowheads="1"/>
-                    </pic:cNvPicPr>
+                    <pic:cNvPr id="7" name="Graphic 7"/>
+                    <pic:cNvPicPr/>
                   </pic:nvPicPr>
                   <pic:blipFill>
                     <a:blip r:embed="rId6">
@@ -30,291 +47,45 @@
                         <a:ext uri="{28A0092B-C50C-407E-A947-70E740481C1C}">
                           <a14:useLocalDpi xmlns:a14="http://schemas.microsoft.com/office/drawing/2010/main" val="0"/>
                         </a:ext>
+                        <a:ext uri="{96DAC541-7B7A-43D3-8B79-37D633B846F1}">
+                          <asvg:svgBlip xmlns:asvg="http://schemas.microsoft.com/office/drawing/2016/SVG/main" r:embed="rId7"/>
+                        </a:ext>
                       </a:extLst>
                     </a:blip>
-                    <a:srcRect/>
                     <a:stretch>
                       <a:fillRect/>
                     </a:stretch>
                   </pic:blipFill>
-                  <pic:spPr bwMode="auto">
+                  <pic:spPr>
                     <a:xfrm>
                       <a:off x="0" y="0"/>
-                      <a:ext cx="4193489" cy="781837"/>
+                      <a:ext cx="1612900" cy="190500"/>
                     </a:xfrm>
                     <a:prstGeom prst="rect">
                       <a:avLst/>
                     </a:prstGeom>
-                    <a:noFill/>
                   </pic:spPr>
                 </pic:pic>
               </a:graphicData>
             </a:graphic>
-          </wp:inline>
+            <wp14:sizeRelH relativeFrom="page">
+              <wp14:pctWidth>0</wp14:pctWidth>
+            </wp14:sizeRelH>
+            <wp14:sizeRelV relativeFrom="page">
+              <wp14:pctHeight>0</wp14:pctHeight>
+            </wp14:sizeRelV>
+          </wp:anchor>
         </w:drawing>
       </w:r>
-    </w:p>
-    <w:p>
-      <w:pPr>
-        <w:rPr>
-          <w:sz w:val="36"/>
-          <w:szCs w:val="32"/>
-        </w:rPr>
-      </w:pPr>
-    </w:p>
-    <w:p>
-      <w:pPr>
-        <w:rPr>
-          <w:sz w:val="36"/>
-          <w:szCs w:val="32"/>
-        </w:rPr>
-      </w:pPr>
-      <w:r>
-        <w:rPr>
-          <w:sz w:val="36"/>
-          <w:szCs w:val="32"/>
-        </w:rPr>
-        <w:t xml:space="preserve">Include watermark in header </w:t>
-      </w:r>
-    </w:p>
-    <w:p>
-      <w:pPr>
-        <w:rPr>
-          <w:sz w:val="36"/>
-          <w:szCs w:val="32"/>
-        </w:rPr>
-      </w:pPr>
-    </w:p>
-    <w:p>
-      <w:pPr>
-        <w:rPr>
-          <w:sz w:val="36"/>
-          <w:szCs w:val="32"/>
-        </w:rPr>
-      </w:pPr>
-      <w:r>
-        <w:rPr>
-          <w:sz w:val="36"/>
-          <w:szCs w:val="32"/>
-        </w:rPr>
-        <w:t>Style Property-&gt;</w:t>
-      </w:r>
-    </w:p>
-    <w:p>
-      <w:r>
-        <w:rPr>
-          <w:sz w:val="36"/>
-          <w:szCs w:val="32"/>
-        </w:rPr>
-        <w:t xml:space="preserve">some value</w:t>
-      </w:r>
-      <w:proofErr w:type="spellStart"/>
-      <w:r>
-        <w:rPr>
-          <w:sz w:val="36"/>
-          <w:szCs w:val="32"/>
-        </w:rPr>
-        <w:t/>
-      </w:r>
-      <w:proofErr w:type="spellEnd"/>
-      <w:r>
-        <w:rPr>
-          <w:sz w:val="36"/>
-          <w:szCs w:val="32"/>
-        </w:rPr>
-        <w:t/>
-      </w:r>
-    </w:p>
-    <w:p/>
-    <w:p>
-      <w:proofErr w:type="spellStart"/>
-      <w:r>
-        <w:t>AutoLink</w:t>
-      </w:r>
-      <w:proofErr w:type="spellEnd"/>
-      <w:r>
-        <w:t>-&gt;</w:t>
-      </w:r>
-    </w:p>
-    <w:p>
-      <w:r>
-        <w:t xml:space="preserve"/>
-      </w:r>
-      <w:r>
-        <w:rPr/>
-        <w:t xml:space="preserve">AutoLink including hyperlinks like </w:t>
-      </w:r>
-      <w:hyperlink r:id="rId10" w:history="1" w:tgtFrame="_blank">
-        <w:r>
-          <w:rPr>
-            <w:rStyle w:val="Hyperlink"/>
-          </w:rPr>
-          <w:t>https://www.cloudofficeprint.com</w:t>
-        </w:r>
-      </w:hyperlink>
-      <w:r>
-        <w:t xml:space="preserve"/>
-      </w:r>
-      <w:r>
-        <w:rPr/>
-        <w:t xml:space="preserve"> and other mail like </w:t>
-      </w:r>
-      <w:hyperlink r:id="rId11" w:history="1" w:tgtFrame="_blank">
-        <w:r>
-          <w:rPr>
-            <w:rStyle w:val="Hyperlink"/>
-          </w:rPr>
-          <w:t>info@cloudofficeprint.com</w:t>
-        </w:r>
-      </w:hyperlink>
-      <w:r>
-        <w:t xml:space="preserve"/>
-      </w:r>
-      <w:r>
-        <w:rPr/>
-        <w:t xml:space="preserve"> and text combined</w:t>
-      </w:r>
-      <w:proofErr w:type="spellStart"/>
-      <w:r>
-        <w:t/>
-      </w:r>
-      <w:proofErr w:type="spellEnd"/>
-      <w:r>
-        <w:t/>
-      </w:r>
-    </w:p>
-    <w:p/>
-    <w:p>
-      <w:proofErr w:type="spellStart"/>
-      <w:r>
-        <w:t>HyperLink</w:t>
-      </w:r>
-      <w:proofErr w:type="spellEnd"/>
-      <w:r>
-        <w:t>-&gt;</w:t>
-      </w:r>
-    </w:p>
-    <w:p>
-      <w:r>
-        <w:t xml:space="preserve"/>
-      </w:r>
-      <w:hyperlink r:id="rId12" w:history="1" w:tgtFrame="_blank">
-        <w:r>
-          <w:rPr>
-            <w:rStyle w:val="Hyperlink"/>
-          </w:rPr>
-          <w:t>https://www.cloudofficeprint.com</w:t>
-        </w:r>
-      </w:hyperlink>
-      <w:r>
-        <w:t xml:space="preserve"/>
-      </w:r>
-      <w:proofErr w:type="spellStart"/>
-      <w:r>
-        <w:t/>
-      </w:r>
-      <w:proofErr w:type="spellEnd"/>
-      <w:r>
-        <w:t/>
-      </w:r>
-    </w:p>
-    <w:p/>
-    <w:p>
-      <w:r>
-        <w:t>Styled Property-&gt;</w:t>
-      </w:r>
-    </w:p>
-    <w:p>
-      <w:r>
-        <w:t xml:space="preserve"/>
-      </w:r>
-      <w:r>
-        <w:rPr>
-          <w:sz w:val="50"/>
-          <w:szCs w:val="50"/>
-          <w:rFonts w:ascii="NanumMyeongjo" w:hAnsi="NanumMyeongjo"/>
-          <w:color w:val="ff00ff"/>
-        </w:rPr>
-        <w:t>DemoCustomerName</w:t>
-      </w:r>
-      <w:r>
-        <w:rPr/>
-        <w:t xml:space="preserve"/>
-      </w:r>
-      <w:proofErr w:type="spellStart"/>
-      <w:r>
-        <w:t/>
-      </w:r>
-      <w:proofErr w:type="spellEnd"/>
-      <w:r>
-        <w:t/>
-      </w:r>
-    </w:p>
-    <w:p/>
-    <w:p>
-      <w:r>
-        <w:t>Insert Document-&gt;</w:t>
-      </w:r>
-    </w:p>
-    <w:p>
-      <w:r>
-        <w:t xml:space="preserve"/>
-        <w:object w:dxaOrig="1543" w:dyaOrig="995">
-          <v:shapetype id="_x0000_t75" coordsize="21600,21600" o:spt="75" o:preferrelative="t" path="m@4@5l@4@11@9@11@9@5xe" filled="f" stroked="f">
-            <v:stroke joinstyle="miter"/>
-            <v:formulas>
-              <v:f eqn="if lineDrawn pixelLineWidth 0"/>
-              <v:f eqn="sum @0 1 0"/>
-              <v:f eqn="sum 0 0 @1"/>
-              <v:f eqn="prod @2 1 2"/>
-              <v:f eqn="prod @3 21600 pixelWidth"/>
-              <v:f eqn="prod @3 21600 pixelHeight"/>
-              <v:f eqn="sum @0 0 1"/>
-              <v:f eqn="prod @6 1 2"/>
-              <v:f eqn="prod @7 21600 pixelWidth"/>
-              <v:f eqn="sum @8 21600 0"/>
-              <v:f eqn="prod @7 21600 pixelHeight"/>
-              <v:f eqn="sum @10 21600 0"/>
-            </v:formulas>
-            <v:path o:extrusionok="f" gradientshapeok="t" o:connecttype="rect"/>
-            <o:lock v:ext="edit" aspectratio="t"/>
-          </v:shapetype>
-          <v:shape id="_x0000_i1025" type="#_x0000_t75" style="width:32pt;height:32pt" o:ole="">
-            <v:imagedata r:id="rId14" o:title=""/>
-          </v:shape>
-          <o:OLEObject Type="Embed" ProgID="Word.Document.12" ShapeID="_x0000_i1025" DrawAspect="Icon" ObjectID="_164602955413" r:id="rId13"/>
-        </w:object>
-        <w:t xml:space="preserve"/>
-      </w:r>
-      <w:proofErr w:type="spellStart"/>
-      <w:r>
-        <w:t/>
-      </w:r>
-      <w:proofErr w:type="spellEnd"/>
-      <w:r>
-        <w:t/>
-      </w:r>
-    </w:p>
-    <w:p/>
-    <w:p/>
-    <w:p/>
-    <w:p/>
-    <w:p/>
-    <w:p/>
-    <w:p/>
-    <w:p>
-      <w:r>
-        <w:lastRenderedPageBreak/>
-        <w:t xml:space="preserve">D3 tag</w:t>
-      </w:r>
-    </w:p>
-    <w:p>
-      <w:r>
+      <w:r>
+        <w:rPr>
+          <w:noProof/>
+        </w:rPr>
         <w:drawing>
-          <wp:inline distT="0" distB="0" distL="0" distR="0">
-            <wp:extent cx="1905000" cy="1905000"/>
-            <wp:effectExtent l="0" t="0" r="0" b="0"/>
-            <wp:docPr id="2" name="Image 2"/>
+          <wp:inline distT="0" distB="0" distL="0" distR="0" wp14:anchorId="111B65BF" wp14:editId="10A9F5A5">
+            <wp:extent cx="1652588" cy="261938"/>
+            <wp:effectExtent l="19050" t="0" r="9525" b="0"/>
+            <wp:docPr id="1" name="Picture 0" descr="Picture 0"/>
             <wp:cNvGraphicFramePr>
               <a:graphicFrameLocks xmlns:a="http://schemas.openxmlformats.org/drawingml/2006/main" noChangeAspect="1"/>
             </wp:cNvGraphicFramePr>
@@ -322,36 +93,23 @@
               <a:graphicData uri="http://schemas.openxmlformats.org/drawingml/2006/picture">
                 <pic:pic xmlns:pic="http://schemas.openxmlformats.org/drawingml/2006/picture">
                   <pic:nvPicPr>
-                    <pic:cNvPr id="0" name="Picture 1" descr="image"/>
-                    <pic:cNvPicPr>
-                      <a:picLocks noChangeAspect="1" noChangeArrowheads="1"/>
-                    </pic:cNvPicPr>
+                    <pic:cNvPr id="0" name="Picture 0"/>
+                    <pic:cNvPicPr/>
                   </pic:nvPicPr>
                   <pic:blipFill>
-                    <a:blip r:embed="rId15">
-                      <a:extLst>
-                        <a:ext uri="{28A0092B-C50C-407E-A947-70E740481C1C}">
-                          <a14:useLocalDpi xmlns:a14="http://schemas.microsoft.com/office/drawing/2010/main" val="0"/>
-                        </a:ext>
-                      </a:extLst>
-                    </a:blip>
-                    <a:srcRect/>
+                    <a:blip r:embed="rId8" cstate="print"/>
                     <a:stretch>
                       <a:fillRect/>
                     </a:stretch>
                   </pic:blipFill>
-                  <pic:spPr bwMode="auto">
+                  <pic:spPr>
                     <a:xfrm>
                       <a:off x="0" y="0"/>
-                      <a:ext cx="1905000" cy="1905000"/>
+                      <a:ext cx="1652588" cy="261938"/>
                     </a:xfrm>
                     <a:prstGeom prst="rect">
                       <a:avLst/>
                     </a:prstGeom>
-                    <a:noFill/>
-                    <a:ln>
-                      <a:noFill/>
-                    </a:ln>
                   </pic:spPr>
                 </pic:pic>
               </a:graphicData>
@@ -361,97 +119,155 @@
       </w:r>
     </w:p>
     <w:p/>
+    <w:p/>
+    <w:p/>
+    <w:p/>
+    <w:p/>
     <w:p>
       <w:pPr>
-        <w:rPr>
-          <w:sz w:val="32"/>
-          <w:szCs w:val="32"/>
-        </w:rPr>
+        <w:pStyle w:val="NormalWeb"/>
+        <w:spacing w:before="120" w:after="120"/>
       </w:pPr>
       <w:r>
         <w:rPr>
-          <w:sz w:val="32"/>
-          <w:szCs w:val="32"/>
-        </w:rPr>
-        <w:t>Border and cell style</w:t>
+          <w:b/>
+          <w:i/>
+        </w:rPr>
+        <w:t>John</w:t>
       </w:r>
     </w:p>
+    <w:p/>
+    <w:p/>
+    <w:p/>
+    <w:p/>
+    <w:p/>
+    <w:p/>
+    <w:p/>
+    <w:p/>
+    <w:p/>
+    <w:p/>
+    <w:p/>
+    <w:p/>
+    <w:p/>
+    <w:p/>
+    <w:p/>
+    <w:p/>
+    <w:p/>
+    <w:p/>
     <w:p>
       <w:pPr>
         <w:rPr>
-          <w:sz w:val="32"/>
-          <w:szCs w:val="32"/>
+          <w:rFonts w:ascii="Segoe UI" w:hAnsi="Segoe UI" w:cs="Segoe UI"/>
+          <w:color w:val="404040"/>
+          <w:sz w:val="21"/>
+          <w:szCs w:val="21"/>
         </w:rPr>
       </w:pPr>
-    </w:p>
-    <w:tbl>
-      <w:tblPr>
-        <w:tblStyle w:val="TableGrid"/>
-        <w:tblW w:w="150" w:type="dxa"/>
-        <w:tblLook w:val="04A0" w:firstRow="1" w:lastRow="0" w:firstColumn="1" w:lastColumn="0" w:noHBand="0" w:noVBand="1"/>
-      </w:tblPr>
-      <w:tblGrid>
-        <w:gridCol w:w="150"/>
-      </w:tblGrid>
-      <w:tr>
-        <w:tc>
-          <w:tcPr>
-            <w:tcW w:w="150" w:type="dxa"/>
-            <w:shd w:val="clear" w:color="auto" w:fill="eb4034"/>
-            <w:tcBorders>
-              <w:top w:val="double" w:sz="4" w:space="0" w:color="red"/>
-              <w:bottom w:val="double" w:sz="4" w:space="0" w:color="red"/>
-              <w:left w:val="double" w:sz="4" w:space="0" w:color="red"/>
-              <w:right w:val="double" w:sz="4" w:space="0" w:color="red"/>
-            </w:tcBorders>
-          </w:tcPr>
-          <w:p>
-            <w:pPr>
-              <w:rPr>
-                <w:sz w:val="32"/>
-                <w:szCs w:val="32"/>
-              </w:rPr>
-            </w:pPr>
-            <w:r>
-              <w:rPr>
-                <w:sz w:val="32"/>
-                <w:szCs w:val="32"/>
-              </w:rPr>
-              <w:t xml:space="preserve">some value</w:t>
-            </w:r>
-            <w:proofErr w:type="spellStart"/>
-            <w:r>
-              <w:rPr>
-                <w:sz w:val="32"/>
-                <w:szCs w:val="32"/>
-              </w:rPr>
-              <w:t/>
-            </w:r>
-            <w:proofErr w:type="spellEnd"/>
-            <w:r>
-              <w:rPr>
-                <w:sz w:val="32"/>
-                <w:szCs w:val="32"/>
-              </w:rPr>
-              <w:t/>
-            </w:r>
-          </w:p>
-        </w:tc>
-      </w:tr>
-    </w:tbl>
-    <w:p>
-      <w:pPr>
-        <w:rPr>
-          <w:sz w:val="32"/>
-          <w:szCs w:val="32"/>
-        </w:rPr>
-      </w:pPr>
+      <w:r>
+        <w:rPr>
+          <w:b/>
+          <w:bCs/>
+        </w:rPr>
+        <w:t>Questions?</w:t>
+      </w:r>
+      <w:r>
+        <w:rPr>
+          <w:b/>
+          <w:bCs/>
+        </w:rPr>
+        <w:br/>
+      </w:r>
+      <w:r>
+        <w:rPr>
+          <w:rFonts w:ascii="Segoe UI" w:hAnsi="Segoe UI" w:cs="Segoe UI"/>
+          <w:color w:val="404040"/>
+          <w:sz w:val="21"/>
+          <w:szCs w:val="21"/>
+        </w:rPr>
+        <w:t>We are happy to help you!</w:t>
+      </w:r>
+      <w:r>
+        <w:rPr>
+          <w:rFonts w:ascii="Segoe UI" w:hAnsi="Segoe UI" w:cs="Segoe UI"/>
+          <w:color w:val="404040"/>
+          <w:sz w:val="21"/>
+          <w:szCs w:val="21"/>
+        </w:rPr>
+        <w:br/>
+        <w:t>You can contact us by email on </w:t>
+      </w:r>
+      <w:hyperlink r:id="rId9" w:history="1">
+        <w:r>
+          <w:rPr>
+            <w:rStyle w:val="Hyperlink"/>
+            <w:rFonts w:ascii="Segoe UI" w:hAnsi="Segoe UI" w:cs="Segoe UI"/>
+            <w:color w:val="4398D9"/>
+            <w:sz w:val="21"/>
+            <w:szCs w:val="21"/>
+          </w:rPr>
+          <w:t>support@apexofficeprint.com</w:t>
+        </w:r>
+      </w:hyperlink>
+      <w:r>
+        <w:rPr>
+          <w:rFonts w:ascii="Segoe UI" w:hAnsi="Segoe UI" w:cs="Segoe UI"/>
+          <w:color w:val="404040"/>
+          <w:sz w:val="21"/>
+          <w:szCs w:val="21"/>
+        </w:rPr>
+        <w:t>.</w:t>
+      </w:r>
+      <w:r>
+        <w:rPr>
+          <w:rFonts w:ascii="Segoe UI" w:hAnsi="Segoe UI" w:cs="Segoe UI"/>
+          <w:color w:val="404040"/>
+          <w:sz w:val="21"/>
+          <w:szCs w:val="21"/>
+        </w:rPr>
+        <w:br/>
+        <w:t>Need help with converting your reports to AOP? </w:t>
+      </w:r>
+      <w:hyperlink r:id="rId10" w:history="1">
+        <w:r>
+          <w:rPr>
+            <w:rStyle w:val="Hyperlink"/>
+            <w:rFonts w:ascii="Segoe UI" w:hAnsi="Segoe UI" w:cs="Segoe UI"/>
+            <w:color w:val="4398D9"/>
+            <w:sz w:val="21"/>
+            <w:szCs w:val="21"/>
+          </w:rPr>
+          <w:t>United Codes</w:t>
+        </w:r>
+      </w:hyperlink>
+      <w:r>
+        <w:rPr>
+          <w:rFonts w:ascii="Segoe UI" w:hAnsi="Segoe UI" w:cs="Segoe UI"/>
+          <w:color w:val="404040"/>
+          <w:sz w:val="21"/>
+          <w:szCs w:val="21"/>
+        </w:rPr>
+        <w:t> offers remote consulting and APEX services all over the world.</w:t>
+      </w:r>
+      <w:r>
+        <w:rPr>
+          <w:rFonts w:ascii="Segoe UI" w:hAnsi="Segoe UI" w:cs="Segoe UI"/>
+          <w:color w:val="404040"/>
+          <w:sz w:val="21"/>
+          <w:szCs w:val="21"/>
+        </w:rPr>
+        <w:br/>
+      </w:r>
     </w:p>
     <w:sectPr>
-      <w:headerReference w:type="default" r:id="rId7"/>
-      <w:pgSz w:w="12240" w:h="15840"/>
-      <w:pgMar w:top="1440" w:right="1440" w:bottom="1440" w:left="1440" w:header="720" w:footer="720" w:gutter="0"/>
-      <w:cols w:space="720"/>
+      <w:pgSz w:w="11906" w:h="16838"/>
+      <w:pgMar w:top="851" w:right="1440" w:bottom="1440" w:left="1440" w:header="708" w:footer="708" w:gutter="0"/>
+      <w:pgBorders w:offsetFrom="page">
+        <w:top w:val="single" w:sz="4" w:space="24" w:color="auto"/>
+        <w:left w:val="single" w:sz="4" w:space="24" w:color="auto"/>
+        <w:bottom w:val="single" w:sz="4" w:space="24" w:color="auto"/>
+        <w:right w:val="single" w:sz="4" w:space="24" w:color="auto"/>
+      </w:pgBorders>
+      <w:cols w:space="708"/>
       <w:docGrid w:linePitch="360"/>
     </w:sectPr>
   </w:body>
@@ -459,7 +275,7 @@
 </file>
 
 <file path=word/endnotes.xml><?xml version="1.0" encoding="utf-8"?>
-<w:endnotes xmlns:wpc="http://schemas.microsoft.com/office/word/2010/wordprocessingCanvas" xmlns:cx="http://schemas.microsoft.com/office/drawing/2014/chartex" xmlns:cx1="http://schemas.microsoft.com/office/drawing/2015/9/8/chartex" xmlns:cx2="http://schemas.microsoft.com/office/drawing/2015/10/21/chartex" xmlns:cx3="http://schemas.microsoft.com/office/drawing/2016/5/9/chartex" xmlns:cx4="http://schemas.microsoft.com/office/drawing/2016/5/10/chartex" xmlns:cx5="http://schemas.microsoft.com/office/drawing/2016/5/11/chartex" xmlns:cx6="http://schemas.microsoft.com/office/drawing/2016/5/12/chartex" xmlns:cx7="http://schemas.microsoft.com/office/drawing/2016/5/13/chartex" xmlns:cx8="http://schemas.microsoft.com/office/drawing/2016/5/14/chartex" xmlns:mc="http://schemas.openxmlformats.org/markup-compatibility/2006" xmlns:aink="http://schemas.microsoft.com/office/drawing/2016/ink" xmlns:am3d="http://schemas.microsoft.com/office/drawing/2017/model3d" xmlns:o="urn:schemas-microsoft-com:office:office" xmlns:oel="http://schemas.microsoft.com/office/2019/extlst" xmlns:r="http://schemas.openxmlformats.org/officeDocument/2006/relationships" xmlns:m="http://schemas.openxmlformats.org/officeDocument/2006/math" xmlns:v="urn:schemas-microsoft-com:vml" xmlns:wp14="http://schemas.microsoft.com/office/word/2010/wordprocessingDrawing" xmlns:wp="http://schemas.openxmlformats.org/drawingml/2006/wordprocessingDrawing" xmlns:w10="urn:schemas-microsoft-com:office:word" xmlns:w="http://schemas.openxmlformats.org/wordprocessingml/2006/main" xmlns:w14="http://schemas.microsoft.com/office/word/2010/wordml" xmlns:w15="http://schemas.microsoft.com/office/word/2012/wordml" xmlns:w16cex="http://schemas.microsoft.com/office/word/2018/wordml/cex" xmlns:w16cid="http://schemas.microsoft.com/office/word/2016/wordml/cid" xmlns:w16="http://schemas.microsoft.com/office/word/2018/wordml" xmlns:w16du="http://schemas.microsoft.com/office/word/2023/wordml/word16du" xmlns:w16sdtdh="http://schemas.microsoft.com/office/word/2020/wordml/sdtdatahash" xmlns:w16se="http://schemas.microsoft.com/office/word/2015/wordml/symex" xmlns:wpg="http://schemas.microsoft.com/office/word/2010/wordprocessingGroup" xmlns:wpi="http://schemas.microsoft.com/office/word/2010/wordprocessingInk" xmlns:wne="http://schemas.microsoft.com/office/word/2006/wordml" xmlns:wps="http://schemas.microsoft.com/office/word/2010/wordprocessingShape" mc:Ignorable="w14 w15 w16se w16cid w16 w16cex w16sdtdh w16du wp14">
+<w:endnotes xmlns:wpc="http://schemas.microsoft.com/office/word/2010/wordprocessingCanvas" xmlns:cx="http://schemas.microsoft.com/office/drawing/2014/chartex" xmlns:cx1="http://schemas.microsoft.com/office/drawing/2015/9/8/chartex" xmlns:cx2="http://schemas.microsoft.com/office/drawing/2015/10/21/chartex" xmlns:cx3="http://schemas.microsoft.com/office/drawing/2016/5/9/chartex" xmlns:cx4="http://schemas.microsoft.com/office/drawing/2016/5/10/chartex" xmlns:cx5="http://schemas.microsoft.com/office/drawing/2016/5/11/chartex" xmlns:cx6="http://schemas.microsoft.com/office/drawing/2016/5/12/chartex" xmlns:cx7="http://schemas.microsoft.com/office/drawing/2016/5/13/chartex" xmlns:cx8="http://schemas.microsoft.com/office/drawing/2016/5/14/chartex" xmlns:mc="http://schemas.openxmlformats.org/markup-compatibility/2006" xmlns:aink="http://schemas.microsoft.com/office/drawing/2016/ink" xmlns:am3d="http://schemas.microsoft.com/office/drawing/2017/model3d" xmlns:o="urn:schemas-microsoft-com:office:office" xmlns:oel="http://schemas.microsoft.com/office/2019/extlst" xmlns:r="http://schemas.openxmlformats.org/officeDocument/2006/relationships" xmlns:m="http://schemas.openxmlformats.org/officeDocument/2006/math" xmlns:v="urn:schemas-microsoft-com:vml" xmlns:wp14="http://schemas.microsoft.com/office/word/2010/wordprocessingDrawing" xmlns:wp="http://schemas.openxmlformats.org/drawingml/2006/wordprocessingDrawing" xmlns:w10="urn:schemas-microsoft-com:office:word" xmlns:w="http://schemas.openxmlformats.org/wordprocessingml/2006/main" xmlns:w14="http://schemas.microsoft.com/office/word/2010/wordml" xmlns:w15="http://schemas.microsoft.com/office/word/2012/wordml" xmlns:w16cex="http://schemas.microsoft.com/office/word/2018/wordml/cex" xmlns:w16cid="http://schemas.microsoft.com/office/word/2016/wordml/cid" xmlns:w16="http://schemas.microsoft.com/office/word/2018/wordml" xmlns:w16du="http://schemas.microsoft.com/office/word/2023/wordml/word16du" xmlns:w16sdtdh="http://schemas.microsoft.com/office/word/2020/wordml/sdtdatahash" xmlns:w16se="http://schemas.microsoft.com/office/word/2015/wordml/symex" xmlns:wpg="http://schemas.microsoft.com/office/word/2010/wordprocessingGroup" xmlns:wpi="http://schemas.microsoft.com/office/word/2010/wordprocessingInk" xmlns:wne="http://schemas.microsoft.com/office/word/2006/wordml" xmlns:wps="http://schemas.microsoft.com/office/word/2010/wordprocessingShape" mc:Ignorable="w14 w15 w16se w16cid w16 w16cex w16sdtdh wp14">
   <w:endnote w:type="separator" w:id="-1">
     <w:p>
       <w:pPr>
@@ -484,7 +300,7 @@
 </file>
 
 <file path=word/footnotes.xml><?xml version="1.0" encoding="utf-8"?>
-<w:footnotes xmlns:wpc="http://schemas.microsoft.com/office/word/2010/wordprocessingCanvas" xmlns:cx="http://schemas.microsoft.com/office/drawing/2014/chartex" xmlns:cx1="http://schemas.microsoft.com/office/drawing/2015/9/8/chartex" xmlns:cx2="http://schemas.microsoft.com/office/drawing/2015/10/21/chartex" xmlns:cx3="http://schemas.microsoft.com/office/drawing/2016/5/9/chartex" xmlns:cx4="http://schemas.microsoft.com/office/drawing/2016/5/10/chartex" xmlns:cx5="http://schemas.microsoft.com/office/drawing/2016/5/11/chartex" xmlns:cx6="http://schemas.microsoft.com/office/drawing/2016/5/12/chartex" xmlns:cx7="http://schemas.microsoft.com/office/drawing/2016/5/13/chartex" xmlns:cx8="http://schemas.microsoft.com/office/drawing/2016/5/14/chartex" xmlns:mc="http://schemas.openxmlformats.org/markup-compatibility/2006" xmlns:aink="http://schemas.microsoft.com/office/drawing/2016/ink" xmlns:am3d="http://schemas.microsoft.com/office/drawing/2017/model3d" xmlns:o="urn:schemas-microsoft-com:office:office" xmlns:oel="http://schemas.microsoft.com/office/2019/extlst" xmlns:r="http://schemas.openxmlformats.org/officeDocument/2006/relationships" xmlns:m="http://schemas.openxmlformats.org/officeDocument/2006/math" xmlns:v="urn:schemas-microsoft-com:vml" xmlns:wp14="http://schemas.microsoft.com/office/word/2010/wordprocessingDrawing" xmlns:wp="http://schemas.openxmlformats.org/drawingml/2006/wordprocessingDrawing" xmlns:w10="urn:schemas-microsoft-com:office:word" xmlns:w="http://schemas.openxmlformats.org/wordprocessingml/2006/main" xmlns:w14="http://schemas.microsoft.com/office/word/2010/wordml" xmlns:w15="http://schemas.microsoft.com/office/word/2012/wordml" xmlns:w16cex="http://schemas.microsoft.com/office/word/2018/wordml/cex" xmlns:w16cid="http://schemas.microsoft.com/office/word/2016/wordml/cid" xmlns:w16="http://schemas.microsoft.com/office/word/2018/wordml" xmlns:w16du="http://schemas.microsoft.com/office/word/2023/wordml/word16du" xmlns:w16sdtdh="http://schemas.microsoft.com/office/word/2020/wordml/sdtdatahash" xmlns:w16se="http://schemas.microsoft.com/office/word/2015/wordml/symex" xmlns:wpg="http://schemas.microsoft.com/office/word/2010/wordprocessingGroup" xmlns:wpi="http://schemas.microsoft.com/office/word/2010/wordprocessingInk" xmlns:wne="http://schemas.microsoft.com/office/word/2006/wordml" xmlns:wps="http://schemas.microsoft.com/office/word/2010/wordprocessingShape" mc:Ignorable="w14 w15 w16se w16cid w16 w16cex w16sdtdh w16du wp14">
+<w:footnotes xmlns:wpc="http://schemas.microsoft.com/office/word/2010/wordprocessingCanvas" xmlns:cx="http://schemas.microsoft.com/office/drawing/2014/chartex" xmlns:cx1="http://schemas.microsoft.com/office/drawing/2015/9/8/chartex" xmlns:cx2="http://schemas.microsoft.com/office/drawing/2015/10/21/chartex" xmlns:cx3="http://schemas.microsoft.com/office/drawing/2016/5/9/chartex" xmlns:cx4="http://schemas.microsoft.com/office/drawing/2016/5/10/chartex" xmlns:cx5="http://schemas.microsoft.com/office/drawing/2016/5/11/chartex" xmlns:cx6="http://schemas.microsoft.com/office/drawing/2016/5/12/chartex" xmlns:cx7="http://schemas.microsoft.com/office/drawing/2016/5/13/chartex" xmlns:cx8="http://schemas.microsoft.com/office/drawing/2016/5/14/chartex" xmlns:mc="http://schemas.openxmlformats.org/markup-compatibility/2006" xmlns:aink="http://schemas.microsoft.com/office/drawing/2016/ink" xmlns:am3d="http://schemas.microsoft.com/office/drawing/2017/model3d" xmlns:o="urn:schemas-microsoft-com:office:office" xmlns:oel="http://schemas.microsoft.com/office/2019/extlst" xmlns:r="http://schemas.openxmlformats.org/officeDocument/2006/relationships" xmlns:m="http://schemas.openxmlformats.org/officeDocument/2006/math" xmlns:v="urn:schemas-microsoft-com:vml" xmlns:wp14="http://schemas.microsoft.com/office/word/2010/wordprocessingDrawing" xmlns:wp="http://schemas.openxmlformats.org/drawingml/2006/wordprocessingDrawing" xmlns:w10="urn:schemas-microsoft-com:office:word" xmlns:w="http://schemas.openxmlformats.org/wordprocessingml/2006/main" xmlns:w14="http://schemas.microsoft.com/office/word/2010/wordml" xmlns:w15="http://schemas.microsoft.com/office/word/2012/wordml" xmlns:w16cex="http://schemas.microsoft.com/office/word/2018/wordml/cex" xmlns:w16cid="http://schemas.microsoft.com/office/word/2016/wordml/cid" xmlns:w16="http://schemas.microsoft.com/office/word/2018/wordml" xmlns:w16du="http://schemas.microsoft.com/office/word/2023/wordml/word16du" xmlns:w16sdtdh="http://schemas.microsoft.com/office/word/2020/wordml/sdtdatahash" xmlns:w16se="http://schemas.microsoft.com/office/word/2015/wordml/symex" xmlns:wpg="http://schemas.microsoft.com/office/word/2010/wordprocessingGroup" xmlns:wpi="http://schemas.microsoft.com/office/word/2010/wordprocessingInk" xmlns:wne="http://schemas.microsoft.com/office/word/2006/wordml" xmlns:wps="http://schemas.microsoft.com/office/word/2010/wordprocessingShape" mc:Ignorable="w14 w15 w16se w16cid w16 w16cex w16sdtdh wp14">
   <w:footnote w:type="separator" w:id="-1">
     <w:p>
       <w:pPr>
@@ -508,66 +324,15 @@
 </w:footnotes>
 </file>
 
-<file path=word/header1.xml><?xml version="1.0" encoding="utf-8"?>
-<w:hdr xmlns:wpc="http://schemas.microsoft.com/office/word/2010/wordprocessingCanvas" xmlns:cx="http://schemas.microsoft.com/office/drawing/2014/chartex" xmlns:cx1="http://schemas.microsoft.com/office/drawing/2015/9/8/chartex" xmlns:cx2="http://schemas.microsoft.com/office/drawing/2015/10/21/chartex" xmlns:cx3="http://schemas.microsoft.com/office/drawing/2016/5/9/chartex" xmlns:cx4="http://schemas.microsoft.com/office/drawing/2016/5/10/chartex" xmlns:cx5="http://schemas.microsoft.com/office/drawing/2016/5/11/chartex" xmlns:cx6="http://schemas.microsoft.com/office/drawing/2016/5/12/chartex" xmlns:cx7="http://schemas.microsoft.com/office/drawing/2016/5/13/chartex" xmlns:cx8="http://schemas.microsoft.com/office/drawing/2016/5/14/chartex" xmlns:mc="http://schemas.openxmlformats.org/markup-compatibility/2006" xmlns:aink="http://schemas.microsoft.com/office/drawing/2016/ink" xmlns:am3d="http://schemas.microsoft.com/office/drawing/2017/model3d" xmlns:o="urn:schemas-microsoft-com:office:office" xmlns:oel="http://schemas.microsoft.com/office/2019/extlst" xmlns:r="http://schemas.openxmlformats.org/officeDocument/2006/relationships" xmlns:m="http://schemas.openxmlformats.org/officeDocument/2006/math" xmlns:v="urn:schemas-microsoft-com:vml" xmlns:wp14="http://schemas.microsoft.com/office/word/2010/wordprocessingDrawing" xmlns:wp="http://schemas.openxmlformats.org/drawingml/2006/wordprocessingDrawing" xmlns:w10="urn:schemas-microsoft-com:office:word" xmlns:w="http://schemas.openxmlformats.org/wordprocessingml/2006/main" xmlns:w14="http://schemas.microsoft.com/office/word/2010/wordml" xmlns:w15="http://schemas.microsoft.com/office/word/2012/wordml" xmlns:w16cex="http://schemas.microsoft.com/office/word/2018/wordml/cex" xmlns:w16cid="http://schemas.microsoft.com/office/word/2016/wordml/cid" xmlns:w16="http://schemas.microsoft.com/office/word/2018/wordml" xmlns:w16du="http://schemas.microsoft.com/office/word/2023/wordml/word16du" xmlns:w16sdtdh="http://schemas.microsoft.com/office/word/2020/wordml/sdtdatahash" xmlns:w16se="http://schemas.microsoft.com/office/word/2015/wordml/symex" xmlns:wpg="http://schemas.microsoft.com/office/word/2010/wordprocessingGroup" xmlns:wpi="http://schemas.microsoft.com/office/word/2010/wordprocessingInk" xmlns:wne="http://schemas.microsoft.com/office/word/2006/wordml" xmlns:wps="http://schemas.microsoft.com/office/word/2010/wordprocessingShape" mc:Ignorable="w14 w15 w16se w16cid w16 w16cex w16sdtdh w16du wp14">
-  <w:p>
-    <w:pPr>
-      <w:pStyle w:val="Header"/>
-    </w:pPr>
-    <w:r>
-      <w:t xml:space="preserve"/>
-      <w:pict>
-        <v:shapetype id="watermark_id" coordsize="21600,21600" o:spt="136" adj="10800" path="m@9,l@10,em@11,21600l@12,21600e">
-          <v:stroke joinstyle="miter"/>
-          <v:formulas>
-            <v:f eqn="val #0"/>
-            <v:f eqn="sum @0 0 10800"/>
-            <v:f eqn="sum @0 0 0"/>
-            <v:f eqn="sum width 0 @0"/>
-            <v:f eqn="prod @2 2 1"/>
-            <v:f eqn="prod @3 2 1"/>
-            <v:f eqn="if @1 @5 @4"/>
-            <v:f eqn="sum 0 @6 0"/>
-            <v:f eqn="sum width 0 @6"/>
-            <v:f eqn="if @1 0 @8"/>
-            <v:f eqn="if @1 @7 width"/>
-            <v:f eqn="if @1 @8 0"/>
-            <v:f eqn="if @1 width @7"/>
-          </v:formulas>
-          <v:handles>
-            <v:h position="@0,21600"/>
-          </v:handles>
-        </v:shapetype>
-        <v:shape id="PowerPlusWaterMarkObject" o:spid="shape_0" fillcolor="#c0c0c0" stroked="f" style="position:absolute;margin-left:0pt;margin-top:0pt;width:565.38pt;height:86.98pt;rotation:308;mso-position-horizontal:center;mso-position-horizontal-relative:margin;mso-position-vertical:center;mso-position-vertical-relative:margin" type="watermark_id">
-          <v:path textpathok="t"/>
-          <v:textpath on="t" fitshape="t" string="test Watemark" trim="t" style="font-family:&quot;calibri&quot;;font-size:1pt"/>
-          <v:fill type="solid" opacity="1"/>
-          <w10:wrap type="none"/>
-          <v:stroke/>
-        </v:shape>
-      </w:pict>
-      <w:t xml:space="preserve"/>
-    </w:r>
-    <w:proofErr w:type="spellStart"/>
-    <w:r>
-      <w:t/>
-    </w:r>
-    <w:proofErr w:type="spellEnd"/>
-    <w:r>
-      <w:t/>
-    </w:r>
-  </w:p>
-</w:hdr>
-</file>
-
 <file path=word/styles.xml><?xml version="1.0" encoding="utf-8"?>
-<w:styles xmlns:mc="http://schemas.openxmlformats.org/markup-compatibility/2006" xmlns:r="http://schemas.openxmlformats.org/officeDocument/2006/relationships" xmlns:w="http://schemas.openxmlformats.org/wordprocessingml/2006/main" xmlns:w14="http://schemas.microsoft.com/office/word/2010/wordml" xmlns:w15="http://schemas.microsoft.com/office/word/2012/wordml" xmlns:w16cex="http://schemas.microsoft.com/office/word/2018/wordml/cex" xmlns:w16cid="http://schemas.microsoft.com/office/word/2016/wordml/cid" xmlns:w16="http://schemas.microsoft.com/office/word/2018/wordml" xmlns:w16du="http://schemas.microsoft.com/office/word/2023/wordml/word16du" xmlns:w16sdtdh="http://schemas.microsoft.com/office/word/2020/wordml/sdtdatahash" xmlns:w16se="http://schemas.microsoft.com/office/word/2015/wordml/symex" mc:Ignorable="w14 w15 w16se w16cid w16 w16cex w16sdtdh w16du">
+<w:styles xmlns:mc="http://schemas.openxmlformats.org/markup-compatibility/2006" xmlns:r="http://schemas.openxmlformats.org/officeDocument/2006/relationships" xmlns:w="http://schemas.openxmlformats.org/wordprocessingml/2006/main" xmlns:w14="http://schemas.microsoft.com/office/word/2010/wordml" xmlns:w15="http://schemas.microsoft.com/office/word/2012/wordml" xmlns:w16cex="http://schemas.microsoft.com/office/word/2018/wordml/cex" xmlns:w16cid="http://schemas.microsoft.com/office/word/2016/wordml/cid" xmlns:w16="http://schemas.microsoft.com/office/word/2018/wordml" xmlns:w16sdtdh="http://schemas.microsoft.com/office/word/2020/wordml/sdtdatahash" xmlns:w16se="http://schemas.microsoft.com/office/word/2015/wordml/symex" mc:Ignorable="w14 w15 w16se w16cid w16 w16cex w16sdtdh">
   <w:docDefaults>
     <w:rPrDefault>
       <w:rPr>
         <w:rFonts w:asciiTheme="minorHAnsi" w:eastAsiaTheme="minorHAnsi" w:hAnsiTheme="minorHAnsi" w:cstheme="minorBidi"/>
         <w:sz w:val="22"/>
-        <w:lang w:val="en-US" w:eastAsia="en-US" w:bidi="ne-NP"/>
+        <w:szCs w:val="22"/>
+        <w:lang w:val="undefined" w:eastAsia="undefined" w:bidi="ar-SA"/>
       </w:rPr>
     </w:rPrDefault>
     <w:pPrDefault>
@@ -984,27 +749,6 @@
     <w:semiHidden/>
     <w:unhideWhenUsed/>
   </w:style>
-  <w:style w:type="character" w:styleId="Hyperlink">
-    <w:name w:val="Hyperlink"/>
-    <w:basedOn w:val="DefaultParagraphFont"/>
-    <w:uiPriority w:val="99"/>
-    <w:unhideWhenUsed/>
-    <w:rPr>
-      <w:color w:val="0563C1" w:themeColor="hyperlink"/>
-      <w:u w:val="single"/>
-    </w:rPr>
-  </w:style>
-  <w:style w:type="character" w:styleId="UnresolvedMention">
-    <w:name w:val="Unresolved Mention"/>
-    <w:basedOn w:val="DefaultParagraphFont"/>
-    <w:uiPriority w:val="99"/>
-    <w:semiHidden/>
-    <w:unhideWhenUsed/>
-    <w:rPr>
-      <w:color w:val="605E5C"/>
-      <w:shd w:val="clear" w:color="auto" w:fill="E1DFDD"/>
-    </w:rPr>
-  </w:style>
   <w:style w:type="paragraph" w:styleId="Header">
     <w:name w:val="header"/>
     <w:basedOn w:val="Normal"/>
@@ -1013,8 +757,8 @@
     <w:unhideWhenUsed/>
     <w:pPr>
       <w:tabs>
-        <w:tab w:val="center" w:pos="4680"/>
-        <w:tab w:val="right" w:pos="9360"/>
+        <w:tab w:val="center" w:pos="4513"/>
+        <w:tab w:val="right" w:pos="9026"/>
       </w:tabs>
       <w:spacing w:after="0" w:line="240" w:lineRule="auto"/>
     </w:pPr>
@@ -1033,8 +777,8 @@
     <w:unhideWhenUsed/>
     <w:pPr>
       <w:tabs>
-        <w:tab w:val="center" w:pos="4680"/>
-        <w:tab w:val="right" w:pos="9360"/>
+        <w:tab w:val="center" w:pos="4513"/>
+        <w:tab w:val="right" w:pos="9026"/>
       </w:tabs>
       <w:spacing w:after="0" w:line="240" w:lineRule="auto"/>
     </w:pPr>
@@ -1045,24 +789,31 @@
     <w:link w:val="Footer"/>
     <w:uiPriority w:val="99"/>
   </w:style>
-  <w:style w:type="table" w:styleId="TableGrid">
-    <w:name w:val="Table Grid"/>
-    <w:basedOn w:val="TableNormal"/>
-    <w:uiPriority w:val="39"/>
-    <w:rsid w:val="006A6CF1"/>
+  <w:style w:type="paragraph" w:styleId="NormalWeb">
+    <w:name w:val="Normal (Web)"/>
+    <w:basedOn w:val="Normal"/>
+    <w:uiPriority w:val="99"/>
+    <w:unhideWhenUsed/>
     <w:pPr>
-      <w:spacing w:after="0" w:line="240" w:lineRule="auto"/>
+      <w:spacing w:before="100" w:beforeAutospacing="1" w:after="100" w:afterAutospacing="1" w:line="240" w:lineRule="auto"/>
     </w:pPr>
-    <w:tblPr>
-      <w:tblBorders>
-        <w:top w:val="single" w:sz="4" w:space="0" w:color="auto"/>
-        <w:left w:val="single" w:sz="4" w:space="0" w:color="auto"/>
-        <w:bottom w:val="single" w:sz="4" w:space="0" w:color="auto"/>
-        <w:right w:val="single" w:sz="4" w:space="0" w:color="auto"/>
-        <w:insideH w:val="single" w:sz="4" w:space="0" w:color="auto"/>
-        <w:insideV w:val="single" w:sz="4" w:space="0" w:color="auto"/>
-      </w:tblBorders>
-    </w:tblPr>
+    <w:rPr>
+      <w:rFonts w:ascii="Times New Roman" w:eastAsia="Times New Roman" w:hAnsi="Times New Roman" w:cs="Times New Roman"/>
+      <w:sz w:val="24"/>
+      <w:szCs w:val="24"/>
+      <w:lang w:eastAsia="en-GB"/>
+    </w:rPr>
+  </w:style>
+  <w:style w:type="character" w:styleId="Hyperlink">
+    <w:name w:val="Hyperlink"/>
+    <w:basedOn w:val="DefaultParagraphFont"/>
+    <w:uiPriority w:val="99"/>
+    <w:semiHidden/>
+    <w:unhideWhenUsed/>
+    <w:rPr>
+      <w:color w:val="0000FF"/>
+      <w:u w:val="single"/>
+    </w:rPr>
   </w:style>
 </w:styles>
 </file>
@@ -1070,7 +821,7 @@
 <file path=word/theme/theme1.xml><?xml version="1.0" encoding="utf-8"?>
 <a:theme xmlns:a="http://schemas.openxmlformats.org/drawingml/2006/main" name="Office Theme">
   <a:themeElements>
-    <a:clrScheme name="Office">
+    <a:clrScheme name="Green">
       <a:dk1>
         <a:sysClr val="windowText" lastClr="000000"/>
       </a:dk1>
@@ -1078,34 +829,34 @@
         <a:sysClr val="window" lastClr="FFFFFF"/>
       </a:lt1>
       <a:dk2>
-        <a:srgbClr val="44546A"/>
+        <a:srgbClr val="455F51"/>
       </a:dk2>
       <a:lt2>
-        <a:srgbClr val="E7E6E6"/>
+        <a:srgbClr val="E3DED1"/>
       </a:lt2>
       <a:accent1>
-        <a:srgbClr val="4472C4"/>
+        <a:srgbClr val="549E39"/>
       </a:accent1>
       <a:accent2>
-        <a:srgbClr val="ED7D31"/>
+        <a:srgbClr val="8AB833"/>
       </a:accent2>
       <a:accent3>
-        <a:srgbClr val="A5A5A5"/>
+        <a:srgbClr val="C0CF3A"/>
       </a:accent3>
       <a:accent4>
-        <a:srgbClr val="FFC000"/>
+        <a:srgbClr val="029676"/>
       </a:accent4>
       <a:accent5>
-        <a:srgbClr val="5B9BD5"/>
+        <a:srgbClr val="4AB5C4"/>
       </a:accent5>
       <a:accent6>
-        <a:srgbClr val="70AD47"/>
+        <a:srgbClr val="0989B1"/>
       </a:accent6>
       <a:hlink>
-        <a:srgbClr val="0563C1"/>
+        <a:srgbClr val="6B9F25"/>
       </a:hlink>
       <a:folHlink>
-        <a:srgbClr val="954F72"/>
+        <a:srgbClr val="BA6906"/>
       </a:folHlink>
     </a:clrScheme>
     <a:fontScheme name="Office">
@@ -1143,6 +894,23 @@
         <a:font script="Viet" typeface="Times New Roman"/>
         <a:font script="Uigh" typeface="Microsoft Uighur"/>
         <a:font script="Geor" typeface="Sylfaen"/>
+        <a:font script="Armn" typeface="Arial"/>
+        <a:font script="Bugi" typeface="Leelawadee UI"/>
+        <a:font script="Bopo" typeface="Microsoft JhengHei"/>
+        <a:font script="Java" typeface="Javanese Text"/>
+        <a:font script="Lisu" typeface="Segoe UI"/>
+        <a:font script="Mymr" typeface="Myanmar Text"/>
+        <a:font script="Nkoo" typeface="Ebrima"/>
+        <a:font script="Olck" typeface="Nirmala UI"/>
+        <a:font script="Osma" typeface="Ebrima"/>
+        <a:font script="Phag" typeface="Phagspa"/>
+        <a:font script="Syrn" typeface="Estrangelo Edessa"/>
+        <a:font script="Syrj" typeface="Estrangelo Edessa"/>
+        <a:font script="Syre" typeface="Estrangelo Edessa"/>
+        <a:font script="Sora" typeface="Nirmala UI"/>
+        <a:font script="Tale" typeface="Microsoft Tai Le"/>
+        <a:font script="Talu" typeface="Microsoft New Tai Lue"/>
+        <a:font script="Tfng" typeface="Ebrima"/>
       </a:majorFont>
       <a:minorFont>
         <a:latin typeface="Calibri" panose="020F0502020204030204"/>
@@ -1178,6 +946,23 @@
         <a:font script="Viet" typeface="Arial"/>
         <a:font script="Uigh" typeface="Microsoft Uighur"/>
         <a:font script="Geor" typeface="Sylfaen"/>
+        <a:font script="Armn" typeface="Arial"/>
+        <a:font script="Bugi" typeface="Leelawadee UI"/>
+        <a:font script="Bopo" typeface="Microsoft JhengHei"/>
+        <a:font script="Java" typeface="Javanese Text"/>
+        <a:font script="Lisu" typeface="Segoe UI"/>
+        <a:font script="Mymr" typeface="Myanmar Text"/>
+        <a:font script="Nkoo" typeface="Ebrima"/>
+        <a:font script="Olck" typeface="Nirmala UI"/>
+        <a:font script="Osma" typeface="Ebrima"/>
+        <a:font script="Phag" typeface="Phagspa"/>
+        <a:font script="Syrn" typeface="Estrangelo Edessa"/>
+        <a:font script="Syrj" typeface="Estrangelo Edessa"/>
+        <a:font script="Syre" typeface="Estrangelo Edessa"/>
+        <a:font script="Sora" typeface="Nirmala UI"/>
+        <a:font script="Tale" typeface="Microsoft Tai Le"/>
+        <a:font script="Talu" typeface="Microsoft New Tai Lue"/>
+        <a:font script="Tfng" typeface="Ebrima"/>
       </a:minorFont>
     </a:fontScheme>
     <a:fmtScheme name="Office">
